--- a/downloads/indicadores/IGAE/nota/IGAE_nota.docx
+++ b/downloads/indicadores/IGAE/nota/IGAE_nota.docx
@@ -2,888 +2,417 @@
 <file path=word/document.xml><?xml version="1.0" encoding="utf-8"?>
 <w:document xmlns:wpc="http://schemas.microsoft.com/office/word/2010/wordprocessingCanvas" xmlns:cx="http://schemas.microsoft.com/office/drawing/2014/chartex" xmlns:cx1="http://schemas.microsoft.com/office/drawing/2015/9/8/chartex" xmlns:cx2="http://schemas.microsoft.com/office/drawing/2015/10/21/chartex" xmlns:cx3="http://schemas.microsoft.com/office/drawing/2016/5/9/chartex" xmlns:cx4="http://schemas.microsoft.com/office/drawing/2016/5/10/chartex" xmlns:cx5="http://schemas.microsoft.com/office/drawing/2016/5/11/chartex" xmlns:cx6="http://schemas.microsoft.com/office/drawing/2016/5/12/chartex" xmlns:cx7="http://schemas.microsoft.com/office/drawing/2016/5/13/chartex" xmlns:cx8="http://schemas.microsoft.com/office/drawing/2016/5/14/chartex" xmlns:mc="http://schemas.openxmlformats.org/markup-compatibility/2006" xmlns:aink="http://schemas.microsoft.com/office/drawing/2016/ink" xmlns:am3d="http://schemas.microsoft.com/office/drawing/2017/model3d" xmlns:o="urn:schemas-microsoft-com:office:office" xmlns:r="http://schemas.openxmlformats.org/officeDocument/2006/relationships" xmlns:m="http://schemas.openxmlformats.org/officeDocument/2006/math" xmlns:v="urn:schemas-microsoft-com:vml" xmlns:wp14="http://schemas.microsoft.com/office/word/2010/wordprocessingDrawing" xmlns:wp="http://schemas.openxmlformats.org/drawingml/2006/wordprocessingDrawing" xmlns:w10="urn:schemas-microsoft-com:office:word" xmlns:w="http://schemas.openxmlformats.org/wordprocessingml/2006/main" xmlns:w14="http://schemas.microsoft.com/office/word/2010/wordml" xmlns:w15="http://schemas.microsoft.com/office/word/2012/wordml" xmlns:w16cid="http://schemas.microsoft.com/office/word/2016/wordml/cid" xmlns:w16se="http://schemas.microsoft.com/office/word/2015/wordml/symex" xmlns:wpg="http://schemas.microsoft.com/office/word/2010/wordprocessingGroup" xmlns:wpi="http://schemas.microsoft.com/office/word/2010/wordprocessingInk" xmlns:wne="http://schemas.microsoft.com/office/word/2006/wordml" xmlns:wps="http://schemas.microsoft.com/office/word/2010/wordprocessingShape" mc:Ignorable="w14 w15 w16se w16cid wp14">
   <w:body>
-    <w:p>
-      <w:pPr>
-        <w:jc w:val="center"/>
-        <w:rPr>
-          <w:rFonts w:ascii="Arial" w:hAnsi="Arial" w:cs="Arial"/>
-          <w:b/>
-          <w:bCs/>
-          <w:color w:val="10312B"/>
-        </w:rPr>
-      </w:pPr>
-      <w:r>
-        <w:rPr>
-          <w:rFonts w:ascii="Arial" w:hAnsi="Arial" w:cs="Arial"/>
-          <w:b/>
-          <w:color w:val="10312B"/>
-        </w:rPr>
-        <w:t>INDICADOR GLOBAL DE LA ACTIVIDAD ECONÓMICA (IGAE)</w:t>
-      </w:r>
-      <w:r>
-        <w:rPr>
-          <w:rFonts w:ascii="Arial" w:hAnsi="Arial" w:cs="Arial"/>
-          <w:b/>
-          <w:color w:val="10312B"/>
-        </w:rPr>
-        <w:t xml:space="preserve"> </w:t>
-      </w:r>
-      <w:r>
-        <w:rPr>
-          <w:rFonts w:ascii="Arial" w:hAnsi="Arial" w:cs="Arial"/>
-          <w:b/>
-          <w:color w:val="10312B"/>
-        </w:rPr>
-        <w:t>— REPORTE 2</w:t>
-      </w:r>
-      <w:r>
-        <w:rPr>
-          <w:rFonts w:ascii="Arial" w:hAnsi="Arial" w:cs="Arial"/>
-          <w:b/>
-          <w:color w:val="10312B"/>
-        </w:rPr>
-        <w:t>3</w:t>
-      </w:r>
-      <w:r>
-        <w:rPr>
-          <w:rFonts w:ascii="Arial" w:hAnsi="Arial" w:cs="Arial"/>
-          <w:b/>
-          <w:color w:val="10312B"/>
-        </w:rPr>
-        <w:t xml:space="preserve"> </w:t>
-      </w:r>
-      <w:r>
-        <w:rPr>
-          <w:rFonts w:ascii="Arial" w:hAnsi="Arial" w:cs="Arial"/>
-          <w:b/>
-          <w:color w:val="10312B"/>
-        </w:rPr>
-        <w:t>JUNIO</w:t>
-      </w:r>
-      <w:r>
-        <w:rPr>
-          <w:rFonts w:ascii="Arial" w:hAnsi="Arial" w:cs="Arial"/>
-          <w:b/>
-          <w:color w:val="10312B"/>
-        </w:rPr>
-        <w:t xml:space="preserve"> DE 2026 —</w:t>
-      </w:r>
-    </w:p>
-    <w:p>
-      <w:pPr>
-        <w:jc w:val="center"/>
-        <w:rPr>
-          <w:rFonts w:ascii="Arial" w:hAnsi="Arial" w:cs="Arial"/>
-          <w:b/>
-          <w:bCs/>
-          <w:color w:val="10312B"/>
-        </w:rPr>
-      </w:pPr>
-    </w:p>
     <w:tbl>
       <w:tblPr>
-        <w:tblStyle w:val="Tablaconcuadrcula"/>
-        <w:tblW w:w="3734" w:type="dxa"/>
-        <w:jc w:val="center"/>
-        <w:tblLook w:val="04A0" w:firstRow="1" w:lastRow="0" w:firstColumn="1" w:lastColumn="0" w:noHBand="0" w:noVBand="1"/>
+        <w:tblW w:type="auto" w:w="0"/>
+        <w:tblLayout w:type="fixed"/>
+        <w:tblLook w:firstColumn="1" w:firstRow="1" w:lastColumn="0" w:lastRow="0" w:noHBand="0" w:noVBand="1" w:val="04A0"/>
       </w:tblPr>
       <w:tblGrid>
-        <w:gridCol w:w="2400"/>
-        <w:gridCol w:w="1334"/>
+        <w:gridCol w:w="4392"/>
+        <w:gridCol w:w="4392"/>
       </w:tblGrid>
       <w:tr>
         <w:trPr>
-          <w:jc w:val="center"/>
+          <w:cantSplit/>
         </w:trPr>
         <w:tc>
           <w:tcPr>
-            <w:tcW w:w="3734" w:type="dxa"/>
-            <w:gridSpan w:val="2"/>
-            <w:shd w:val="clear" w:color="auto" w:fill="005E4C"/>
+            <w:tcW w:type="dxa" w:w="4392"/>
+            <w:shd w:fill="10312B"/>
           </w:tcPr>
           <w:p>
             <w:pPr>
-              <w:jc w:val="center"/>
+              <w:spacing w:after="0" w:before="0" w:line="240" w:lineRule="auto"/>
             </w:pPr>
             <w:r>
               <w:rPr>
-                <w:rFonts w:ascii="Arial" w:hAnsi="Arial" w:cs="Arial"/>
+                <w:rFonts w:ascii="Noto Sans" w:hAnsi="Noto Sans"/>
                 <w:b/>
                 <w:color w:val="FFFFFF"/>
-                <w:sz w:val="18"/>
+                <w:sz w:val="21"/>
               </w:rPr>
-              <w:t>IGAE TOTAL — ABRIL 2026</w:t>
+              <w:t>IGAE · Agosto de 2026</w:t>
+            </w:r>
+          </w:p>
+        </w:tc>
+        <w:tc>
+          <w:tcPr>
+            <w:tcW w:type="dxa" w:w="4392"/>
+            <w:shd w:fill="10312B"/>
+          </w:tcPr>
+          <w:p>
+            <w:pPr>
+              <w:spacing w:after="0" w:before="0" w:line="240" w:lineRule="auto"/>
+            </w:pPr>
+            <w:r>
+              <w:rPr>
+                <w:rFonts w:ascii="Noto Sans" w:hAnsi="Noto Sans"/>
+                <w:b/>
+                <w:color w:val="FFFFFF"/>
+                <w:sz w:val="21"/>
+              </w:rPr>
+              <w:t>Publicación: 2026-10-23</w:t>
             </w:r>
           </w:p>
         </w:tc>
       </w:tr>
       <w:tr>
         <w:trPr>
-          <w:jc w:val="center"/>
+          <w:cantSplit/>
         </w:trPr>
         <w:tc>
           <w:tcPr>
-            <w:tcW w:w="2400" w:type="dxa"/>
-            <w:shd w:val="clear" w:color="auto" w:fill="F2F2F2"/>
+            <w:tcW w:type="dxa" w:w="4392"/>
+            <w:shd w:fill="10312B"/>
           </w:tcPr>
           <w:p>
+            <w:pPr>
+              <w:spacing w:after="0" w:before="0" w:line="240" w:lineRule="auto"/>
+            </w:pPr>
             <w:r>
               <w:rPr>
-                <w:rFonts w:ascii="Arial" w:hAnsi="Arial" w:cs="Arial"/>
-                <w:color w:val="000000"/>
-                <w:sz w:val="16"/>
+                <w:rFonts w:ascii="Noto Sans" w:hAnsi="Noto Sans"/>
+                <w:b/>
+                <w:color w:val="FFFFFF"/>
+                <w:sz w:val="21"/>
               </w:rPr>
-              <w:t>Índice (2018=100)</w:t>
+              <w:t>Índice desestacionalizado: 108.4</w:t>
             </w:r>
           </w:p>
         </w:tc>
         <w:tc>
           <w:tcPr>
-            <w:tcW w:w="1334" w:type="dxa"/>
-            <w:shd w:val="clear" w:color="auto" w:fill="F2F2F2"/>
+            <w:tcW w:type="dxa" w:w="4392"/>
+            <w:shd w:fill="10312B"/>
           </w:tcPr>
           <w:p>
             <w:pPr>
-              <w:jc w:val="center"/>
+              <w:spacing w:after="0" w:before="0" w:line="240" w:lineRule="auto"/>
             </w:pPr>
             <w:r>
               <w:rPr>
-                <w:rFonts w:ascii="Arial" w:hAnsi="Arial" w:cs="Arial"/>
+                <w:rFonts w:ascii="Noto Sans" w:hAnsi="Noto Sans"/>
                 <w:b/>
-                <w:color w:val="000000"/>
-                <w:sz w:val="17"/>
+                <w:color w:val="FFFFFF"/>
+                <w:sz w:val="21"/>
               </w:rPr>
-              <w:t>106.9</w:t>
+              <w:t>Mensual: 0.6% | Anual: 3.5%</w:t>
+            </w:r>
+          </w:p>
+        </w:tc>
+      </w:tr>
+    </w:tbl>
+    <w:p>
+      <w:pPr>
+        <w:keepNext w:val="0"/>
+        <w:spacing w:after="0" w:before="0" w:line="240" w:lineRule="auto"/>
+        <w:jc w:val="both"/>
+      </w:pPr>
+      <w:r>
+        <w:rPr>
+          <w:rFonts w:ascii="Noto Sans" w:hAnsi="Noto Sans"/>
+          <w:b/>
+          <w:color w:val="10312B"/>
+          <w:sz w:val="22"/>
+        </w:rPr>
+        <w:t>Indicador Global de la Actividad Económica</w:t>
+      </w:r>
+    </w:p>
+    <w:p>
+      <w:pPr>
+        <w:keepNext w:val="0"/>
+        <w:spacing w:after="0" w:before="0" w:line="240" w:lineRule="auto"/>
+        <w:jc w:val="both"/>
+      </w:pPr>
+      <w:r>
+        <w:rPr>
+          <w:rFonts w:ascii="Noto Sans" w:hAnsi="Noto Sans"/>
+          <w:b w:val="0"/>
+          <w:color w:val="666666"/>
+          <w:sz w:val="16"/>
+        </w:rPr>
+        <w:t>Índice 2018=100. Cifras de la edición del boletín; pueden diferir de las series revisadas posteriormente.</w:t>
+      </w:r>
+    </w:p>
+    <w:p>
+      <w:pPr>
+        <w:keepNext w:val="0"/>
+        <w:spacing w:after="0" w:before="0" w:line="240" w:lineRule="auto"/>
+        <w:jc w:val="both"/>
+      </w:pPr>
+      <w:r>
+        <w:rPr>
+          <w:rFonts w:ascii="Noto Sans" w:hAnsi="Noto Sans"/>
+          <w:b w:val="0"/>
+          <w:color w:val="000000"/>
+          <w:sz w:val="13"/>
+        </w:rPr>
+      </w:r>
+    </w:p>
+    <w:p>
+      <w:pPr>
+        <w:keepNext/>
+        <w:spacing w:after="0" w:before="0" w:line="240" w:lineRule="auto"/>
+        <w:jc w:val="both"/>
+      </w:pPr>
+      <w:r>
+        <w:rPr>
+          <w:rFonts w:ascii="Noto Sans" w:hAnsi="Noto Sans"/>
+          <w:b/>
+          <w:color w:val="235B4C"/>
+          <w:sz w:val="22"/>
+        </w:rPr>
+        <w:t>Resumen ejecutivo</w:t>
+      </w:r>
+    </w:p>
+    <w:p>
+      <w:pPr>
+        <w:keepNext w:val="0"/>
+        <w:spacing w:after="0" w:before="0" w:line="240" w:lineRule="auto"/>
+        <w:jc w:val="both"/>
+      </w:pPr>
+      <w:r>
+        <w:rPr>
+          <w:rFonts w:ascii="Noto Sans" w:hAnsi="Noto Sans"/>
+          <w:b w:val="0"/>
+          <w:color w:val="000000"/>
+          <w:sz w:val="22"/>
+        </w:rPr>
+        <w:t>En agosto de 2026, el IGAE registró una variación real mensual de 0.6% y anual de 3.5%, con cifras desestacionalizadas. El índice se ubicó en 108.4 puntos.</w:t>
+      </w:r>
+    </w:p>
+    <w:p>
+      <w:pPr>
+        <w:keepNext w:val="0"/>
+        <w:spacing w:after="0" w:before="0" w:line="240" w:lineRule="auto"/>
+        <w:jc w:val="both"/>
+        <w:numPr>
+          <w:ilvl w:val="0"/>
+          <w:numId w:val="36"/>
+        </w:numPr>
+      </w:pPr>
+      <w:r>
+        <w:rPr>
+          <w:rFonts w:ascii="Noto Sans" w:hAnsi="Noto Sans"/>
+          <w:b w:val="0"/>
+          <w:color w:val="000000"/>
+          <w:sz w:val="22"/>
+        </w:rPr>
+        <w:t>Mayor variación mensual entre los componentes principales: actividades primarias, con 3.5%.</w:t>
+      </w:r>
+    </w:p>
+    <w:p>
+      <w:pPr>
+        <w:keepNext w:val="0"/>
+        <w:spacing w:after="0" w:before="0" w:line="240" w:lineRule="auto"/>
+        <w:jc w:val="both"/>
+        <w:numPr>
+          <w:ilvl w:val="0"/>
+          <w:numId w:val="36"/>
+        </w:numPr>
+      </w:pPr>
+      <w:r>
+        <w:rPr>
+          <w:rFonts w:ascii="Noto Sans" w:hAnsi="Noto Sans"/>
+          <w:b w:val="0"/>
+          <w:color w:val="000000"/>
+          <w:sz w:val="22"/>
+        </w:rPr>
+        <w:t>Menor variación anual entre los componentes principales: actividades primarias, con -3.3%. Esta tasa describe su variación, no su contribución al total.</w:t>
+      </w:r>
+    </w:p>
+    <w:p>
+      <w:pPr>
+        <w:keepNext w:val="0"/>
+        <w:spacing w:after="0" w:before="0" w:line="240" w:lineRule="auto"/>
+        <w:jc w:val="both"/>
+      </w:pPr>
+      <w:r>
+        <w:rPr>
+          <w:rFonts w:ascii="Noto Sans" w:hAnsi="Noto Sans"/>
+          <w:b w:val="0"/>
+          <w:color w:val="000000"/>
+          <w:sz w:val="13"/>
+        </w:rPr>
+      </w:r>
+    </w:p>
+    <w:p>
+      <w:pPr>
+        <w:keepNext/>
+        <w:spacing w:after="0" w:before="0" w:line="240" w:lineRule="auto"/>
+        <w:jc w:val="both"/>
+      </w:pPr>
+      <w:r>
+        <w:rPr>
+          <w:rFonts w:ascii="Noto Sans" w:hAnsi="Noto Sans"/>
+          <w:b/>
+          <w:color w:val="235B4C"/>
+          <w:sz w:val="22"/>
+        </w:rPr>
+        <w:t>Componentes y balance mensual</w:t>
+      </w:r>
+    </w:p>
+    <w:tbl>
+      <w:tblPr>
+        <w:tblW w:type="auto" w:w="0"/>
+        <w:tblLayout w:type="fixed"/>
+        <w:tblLook w:firstColumn="1" w:firstRow="1" w:lastColumn="0" w:lastRow="0" w:noHBand="0" w:noVBand="1" w:val="04A0"/>
+      </w:tblPr>
+      <w:tblGrid>
+        <w:gridCol w:w="2928"/>
+        <w:gridCol w:w="2928"/>
+        <w:gridCol w:w="2928"/>
+      </w:tblGrid>
+      <w:tr>
+        <w:trPr>
+          <w:cantSplit/>
+        </w:trPr>
+        <w:tc>
+          <w:tcPr>
+            <w:tcW w:type="dxa" w:w="2928"/>
+            <w:shd w:fill="10312B"/>
+          </w:tcPr>
+          <w:p>
+            <w:pPr>
+              <w:spacing w:after="0" w:before="0" w:line="240" w:lineRule="auto"/>
+            </w:pPr>
+            <w:r>
+              <w:rPr>
+                <w:rFonts w:ascii="Noto Sans" w:hAnsi="Noto Sans"/>
+                <w:b/>
+                <w:color w:val="FFFFFF"/>
+                <w:sz w:val="21"/>
+              </w:rPr>
+              <w:t>Actividad</w:t>
+            </w:r>
+          </w:p>
+        </w:tc>
+        <w:tc>
+          <w:tcPr>
+            <w:tcW w:type="dxa" w:w="2928"/>
+            <w:shd w:fill="10312B"/>
+          </w:tcPr>
+          <w:p>
+            <w:pPr>
+              <w:spacing w:after="0" w:before="0" w:line="240" w:lineRule="auto"/>
+            </w:pPr>
+            <w:r>
+              <w:rPr>
+                <w:rFonts w:ascii="Noto Sans" w:hAnsi="Noto Sans"/>
+                <w:b/>
+                <w:color w:val="FFFFFF"/>
+                <w:sz w:val="21"/>
+              </w:rPr>
+              <w:t>Mensual (%)</w:t>
+            </w:r>
+          </w:p>
+        </w:tc>
+        <w:tc>
+          <w:tcPr>
+            <w:tcW w:type="dxa" w:w="2928"/>
+            <w:shd w:fill="10312B"/>
+          </w:tcPr>
+          <w:p>
+            <w:pPr>
+              <w:spacing w:after="0" w:before="0" w:line="240" w:lineRule="auto"/>
+            </w:pPr>
+            <w:r>
+              <w:rPr>
+                <w:rFonts w:ascii="Noto Sans" w:hAnsi="Noto Sans"/>
+                <w:b/>
+                <w:color w:val="FFFFFF"/>
+                <w:sz w:val="21"/>
+              </w:rPr>
+              <w:t>Anual (%)</w:t>
             </w:r>
           </w:p>
         </w:tc>
       </w:tr>
       <w:tr>
         <w:trPr>
-          <w:jc w:val="center"/>
+          <w:cantSplit/>
         </w:trPr>
         <w:tc>
           <w:tcPr>
-            <w:tcW w:w="2400" w:type="dxa"/>
+            <w:tcW w:type="dxa" w:w="2928"/>
+            <w:shd w:fill="F4F4F2"/>
           </w:tcPr>
           <w:p>
+            <w:pPr>
+              <w:spacing w:after="0" w:before="0" w:line="240" w:lineRule="auto"/>
+            </w:pPr>
             <w:r>
               <w:rPr>
-                <w:rFonts w:ascii="Arial" w:hAnsi="Arial" w:cs="Arial"/>
+                <w:rFonts w:ascii="Noto Sans" w:hAnsi="Noto Sans"/>
+                <w:b w:val="0"/>
                 <w:color w:val="000000"/>
-                <w:sz w:val="16"/>
+                <w:sz w:val="21"/>
               </w:rPr>
-              <w:t>Variación mensual</w:t>
-            </w:r>
-            <w:r>
-              <w:rPr>
-                <w:rFonts w:ascii="Arial" w:hAnsi="Arial" w:cs="Arial"/>
-                <w:color w:val="000000"/>
-                <w:sz w:val="16"/>
-                <w:vertAlign w:val="superscript"/>
-              </w:rPr>
-              <w:t>1</w:t>
+              <w:t>Indicador Global de la Actividad Económica</w:t>
             </w:r>
           </w:p>
         </w:tc>
         <w:tc>
           <w:tcPr>
-            <w:tcW w:w="1334" w:type="dxa"/>
+            <w:tcW w:type="dxa" w:w="2928"/>
+            <w:shd w:fill="F4F4F2"/>
           </w:tcPr>
           <w:p>
             <w:pPr>
-              <w:jc w:val="center"/>
+              <w:spacing w:after="0" w:before="0" w:line="240" w:lineRule="auto"/>
             </w:pPr>
             <w:r>
               <w:rPr>
-                <w:rFonts w:ascii="Arial" w:hAnsi="Arial" w:cs="Arial"/>
-                <w:b/>
+                <w:rFonts w:ascii="Noto Sans" w:hAnsi="Noto Sans"/>
+                <w:b w:val="0"/>
                 <w:color w:val="000000"/>
-                <w:sz w:val="17"/>
+                <w:sz w:val="21"/>
               </w:rPr>
-              <w:t>▲ 1.2 %</w:t>
+              <w:t>0.6</w:t>
+            </w:r>
+          </w:p>
+        </w:tc>
+        <w:tc>
+          <w:tcPr>
+            <w:tcW w:type="dxa" w:w="2928"/>
+            <w:shd w:fill="F4F4F2"/>
+          </w:tcPr>
+          <w:p>
+            <w:pPr>
+              <w:spacing w:after="0" w:before="0" w:line="240" w:lineRule="auto"/>
+            </w:pPr>
+            <w:r>
+              <w:rPr>
+                <w:rFonts w:ascii="Noto Sans" w:hAnsi="Noto Sans"/>
+                <w:b w:val="0"/>
+                <w:color w:val="000000"/>
+                <w:sz w:val="21"/>
+              </w:rPr>
+              <w:t>3.5</w:t>
             </w:r>
           </w:p>
         </w:tc>
       </w:tr>
       <w:tr>
         <w:trPr>
-          <w:jc w:val="center"/>
+          <w:cantSplit/>
         </w:trPr>
         <w:tc>
           <w:tcPr>
-            <w:tcW w:w="2400" w:type="dxa"/>
-            <w:shd w:val="clear" w:color="auto" w:fill="F2F2F2"/>
-          </w:tcPr>
-          <w:p>
-            <w:r>
-              <w:rPr>
-                <w:rFonts w:ascii="Arial" w:hAnsi="Arial" w:cs="Arial"/>
-                <w:color w:val="000000"/>
-                <w:sz w:val="16"/>
-              </w:rPr>
-              <w:t>Variación anual</w:t>
-            </w:r>
-            <w:r>
-              <w:rPr>
-                <w:rFonts w:ascii="Arial" w:hAnsi="Arial" w:cs="Arial"/>
-                <w:color w:val="000000"/>
-                <w:sz w:val="16"/>
-                <w:vertAlign w:val="superscript"/>
-              </w:rPr>
-              <w:t>1</w:t>
-            </w:r>
-          </w:p>
-        </w:tc>
-        <w:tc>
-          <w:tcPr>
-            <w:tcW w:w="1334" w:type="dxa"/>
-            <w:shd w:val="clear" w:color="auto" w:fill="F2F2F2"/>
+            <w:tcW w:type="dxa" w:w="2928"/>
+            <w:shd w:fill="FFFFFF"/>
           </w:tcPr>
           <w:p>
             <w:pPr>
-              <w:jc w:val="center"/>
+              <w:spacing w:after="0" w:before="0" w:line="240" w:lineRule="auto"/>
             </w:pPr>
             <w:r>
               <w:rPr>
-                <w:rFonts w:ascii="Arial" w:hAnsi="Arial" w:cs="Arial"/>
-                <w:b/>
+                <w:rFonts w:ascii="Noto Sans" w:hAnsi="Noto Sans"/>
+                <w:b w:val="0"/>
                 <w:color w:val="000000"/>
-                <w:sz w:val="17"/>
-              </w:rPr>
-              <w:t>▲ 2.2 %</w:t>
-            </w:r>
-          </w:p>
-        </w:tc>
-      </w:tr>
-      <w:tr>
-        <w:trPr>
-          <w:jc w:val="center"/>
-        </w:trPr>
-        <w:tc>
-          <w:tcPr>
-            <w:tcW w:w="2400" w:type="dxa"/>
-          </w:tcPr>
-          <w:p>
-            <w:r>
-              <w:rPr>
-                <w:rFonts w:ascii="Arial" w:hAnsi="Arial" w:cs="Arial"/>
-                <w:color w:val="000000"/>
-                <w:sz w:val="16"/>
-              </w:rPr>
-              <w:t>Acumulado enero-abril</w:t>
-            </w:r>
-            <w:r>
-              <w:rPr>
-                <w:rFonts w:ascii="Arial" w:hAnsi="Arial" w:cs="Arial"/>
-                <w:color w:val="000000"/>
-                <w:sz w:val="16"/>
-                <w:vertAlign w:val="superscript"/>
-              </w:rPr>
-              <w:t>2</w:t>
-            </w:r>
-          </w:p>
-        </w:tc>
-        <w:tc>
-          <w:tcPr>
-            <w:tcW w:w="1334" w:type="dxa"/>
-          </w:tcPr>
-          <w:p>
-            <w:pPr>
-              <w:jc w:val="center"/>
-            </w:pPr>
-            <w:r>
-              <w:rPr>
-                <w:rFonts w:ascii="Arial" w:hAnsi="Arial" w:cs="Arial"/>
-                <w:b/>
-                <w:color w:val="00B050"/>
-                <w:sz w:val="17"/>
-              </w:rPr>
-              <w:t>▲ 0.7 %</w:t>
-            </w:r>
-          </w:p>
-        </w:tc>
-      </w:tr>
-    </w:tbl>
-    <w:p>
-      <w:pPr>
-        <w:spacing w:before="20" w:after="60"/>
-        <w:jc w:val="center"/>
-      </w:pPr>
-      <w:r>
-        <w:rPr>
-          <w:rFonts w:ascii="Arial" w:hAnsi="Arial" w:cs="Arial"/>
-          <w:i/>
-          <w:color w:val="4C545B"/>
-          <w:sz w:val="14"/>
-        </w:rPr>
-        <w:t>¹ Cifras desestacionalizadas.  ² Cifras originales (no desestacionalizadas).</w:t>
-      </w:r>
-    </w:p>
-    <w:p>
-      <w:pPr>
-        <w:spacing w:before="20" w:after="40"/>
-        <w:jc w:val="both"/>
-        <w:rPr>
-          <w:rFonts w:ascii="Arial" w:hAnsi="Arial" w:cs="Arial"/>
-          <w:color w:val="000000"/>
-          <w:sz w:val="22"/>
-        </w:rPr>
-      </w:pPr>
-      <w:r>
-        <w:rPr>
-          <w:rFonts w:ascii="Arial" w:hAnsi="Arial" w:cs="Arial"/>
-          <w:b/>
-          <w:color w:val="000000"/>
-          <w:sz w:val="22"/>
-        </w:rPr>
-        <w:t xml:space="preserve">El IGAE registró un avance mensual de 1.2% y un crecimiento anual de 2.2% en abril de 2026, con cifras desestacionalizadas. </w:t>
-      </w:r>
-      <w:r>
-        <w:rPr>
-          <w:rFonts w:ascii="Arial" w:hAnsi="Arial" w:cs="Arial"/>
-          <w:color w:val="000000"/>
-          <w:sz w:val="22"/>
-        </w:rPr>
-        <w:t>El dato muestra una mejora relevante al inicio del se</w:t>
-      </w:r>
-      <w:r>
-        <w:rPr>
-          <w:rFonts w:ascii="Arial" w:hAnsi="Arial" w:cs="Arial"/>
-          <w:color w:val="000000"/>
-          <w:sz w:val="22"/>
-        </w:rPr>
-        <w:t>gundo trimestre; sin embargo, debe leerse con cautela, ya que el acumulado enero-abril, con cifras originales, creció apenas 0.7% real anual. En este sentido, abril mejora la lectura de corto plazo, pero aún no revierte plenamente el bajo dinamismo observa</w:t>
-      </w:r>
-      <w:r>
-        <w:rPr>
-          <w:rFonts w:ascii="Arial" w:hAnsi="Arial" w:cs="Arial"/>
-          <w:color w:val="000000"/>
-          <w:sz w:val="22"/>
-        </w:rPr>
-        <w:t>do al inicio del año.</w:t>
-      </w:r>
-    </w:p>
-    <w:p>
-      <w:pPr>
-        <w:spacing w:before="20" w:after="40"/>
-        <w:jc w:val="both"/>
-      </w:pPr>
-    </w:p>
-    <w:p>
-      <w:pPr>
-        <w:shd w:val="clear" w:color="auto" w:fill="005E4C"/>
-        <w:spacing w:before="30" w:after="20" w:line="276" w:lineRule="auto"/>
-        <w:jc w:val="both"/>
-      </w:pPr>
-      <w:r>
-        <w:rPr>
-          <w:rFonts w:ascii="Arial" w:hAnsi="Arial" w:cs="Arial"/>
-          <w:b/>
-          <w:bCs/>
-          <w:color w:val="FFFFFF"/>
-          <w:sz w:val="18"/>
-        </w:rPr>
-        <w:t>Resumen ejecutivo</w:t>
-      </w:r>
-    </w:p>
-    <w:p>
-      <w:pPr>
-        <w:pStyle w:val="Prrafodelista"/>
-        <w:numPr>
-          <w:ilvl w:val="0"/>
-          <w:numId w:val="32"/>
-        </w:numPr>
-        <w:spacing w:before="45" w:after="30"/>
-        <w:jc w:val="both"/>
-      </w:pPr>
-      <w:r>
-        <w:rPr>
-          <w:rFonts w:ascii="Arial" w:hAnsi="Arial" w:cs="Arial"/>
-          <w:color w:val="000000"/>
-          <w:sz w:val="22"/>
-        </w:rPr>
-        <w:t xml:space="preserve">En abril de 2026, el IGAE desestacionalizado </w:t>
-      </w:r>
-      <w:r>
-        <w:rPr>
-          <w:rFonts w:ascii="Arial" w:hAnsi="Arial" w:cs="Arial"/>
-          <w:b/>
-          <w:color w:val="000000"/>
-          <w:sz w:val="22"/>
-        </w:rPr>
-        <w:t>avanzó 1.2%</w:t>
-      </w:r>
-      <w:r>
-        <w:rPr>
-          <w:rFonts w:ascii="Arial" w:hAnsi="Arial" w:cs="Arial"/>
-          <w:color w:val="000000"/>
-          <w:sz w:val="22"/>
-        </w:rPr>
-        <w:t xml:space="preserve"> respecto al mes previo y </w:t>
-      </w:r>
-      <w:r>
-        <w:rPr>
-          <w:rFonts w:ascii="Arial" w:hAnsi="Arial" w:cs="Arial"/>
-          <w:b/>
-          <w:color w:val="000000"/>
-          <w:sz w:val="22"/>
-        </w:rPr>
-        <w:t>2.2%</w:t>
-      </w:r>
-      <w:r>
-        <w:rPr>
-          <w:rFonts w:ascii="Arial" w:hAnsi="Arial" w:cs="Arial"/>
-          <w:color w:val="000000"/>
-          <w:sz w:val="22"/>
-        </w:rPr>
-        <w:t xml:space="preserve"> respecto al mismo mes de 2025. En cifras originales, el acumulado enero-abril creció 0.7% real anual, lo que apunta a una recuperación todavía moderada.</w:t>
-      </w:r>
-    </w:p>
-    <w:p>
-      <w:pPr>
-        <w:pStyle w:val="Prrafodelista"/>
-        <w:numPr>
-          <w:ilvl w:val="0"/>
-          <w:numId w:val="32"/>
-        </w:numPr>
-        <w:spacing w:before="45" w:after="30"/>
-        <w:jc w:val="both"/>
-      </w:pPr>
-      <w:r>
-        <w:rPr>
-          <w:rFonts w:ascii="Arial" w:hAnsi="Arial" w:cs="Arial"/>
-          <w:color w:val="000000"/>
-          <w:sz w:val="22"/>
-        </w:rPr>
-        <w:t>Por grandes actividades, el impulso mensual provino principalmente de las secundarias (</w:t>
-      </w:r>
-      <w:r>
-        <w:rPr>
-          <w:rFonts w:ascii="Arial" w:hAnsi="Arial" w:cs="Arial"/>
-          <w:b/>
-          <w:color w:val="000000"/>
-          <w:sz w:val="22"/>
-        </w:rPr>
-        <w:t>+2.1%</w:t>
-      </w:r>
-      <w:r>
-        <w:rPr>
-          <w:rFonts w:ascii="Arial" w:hAnsi="Arial" w:cs="Arial"/>
-          <w:color w:val="000000"/>
-          <w:sz w:val="22"/>
-        </w:rPr>
-        <w:t>) y las terciarias (</w:t>
-      </w:r>
-      <w:r>
-        <w:rPr>
-          <w:rFonts w:ascii="Arial" w:hAnsi="Arial" w:cs="Arial"/>
-          <w:b/>
-          <w:color w:val="000000"/>
-          <w:sz w:val="22"/>
-        </w:rPr>
-        <w:t>+0.7%</w:t>
-      </w:r>
-      <w:r>
-        <w:rPr>
-          <w:rFonts w:ascii="Arial" w:hAnsi="Arial" w:cs="Arial"/>
-          <w:color w:val="000000"/>
-          <w:sz w:val="22"/>
-        </w:rPr>
-        <w:t xml:space="preserve">), mientras que las primarias retrocedieron </w:t>
-      </w:r>
-      <w:r>
-        <w:rPr>
-          <w:rFonts w:ascii="Arial" w:hAnsi="Arial" w:cs="Arial"/>
-          <w:b/>
-          <w:color w:val="000000"/>
-          <w:sz w:val="22"/>
-        </w:rPr>
-        <w:t>0.4%</w:t>
-      </w:r>
-      <w:r>
-        <w:rPr>
-          <w:rFonts w:ascii="Arial" w:hAnsi="Arial" w:cs="Arial"/>
-          <w:b/>
-          <w:color w:val="000000"/>
-          <w:sz w:val="22"/>
-        </w:rPr>
-        <w:t xml:space="preserve"> </w:t>
-      </w:r>
-      <w:r>
-        <w:rPr>
-          <w:rFonts w:ascii="Arial" w:hAnsi="Arial" w:cs="Arial"/>
-          <w:color w:val="000000"/>
-          <w:sz w:val="22"/>
-        </w:rPr>
-        <w:t>mensual</w:t>
-      </w:r>
-      <w:r>
-        <w:rPr>
-          <w:rFonts w:ascii="Arial" w:hAnsi="Arial" w:cs="Arial"/>
-          <w:color w:val="000000"/>
-          <w:sz w:val="22"/>
-        </w:rPr>
-        <w:t>.</w:t>
-      </w:r>
-      <w:bookmarkStart w:id="0" w:name="_GoBack"/>
-      <w:bookmarkEnd w:id="0"/>
-    </w:p>
-    <w:p>
-      <w:pPr>
-        <w:pStyle w:val="Prrafodelista"/>
-        <w:numPr>
-          <w:ilvl w:val="0"/>
-          <w:numId w:val="32"/>
-        </w:numPr>
-        <w:spacing w:before="45" w:after="30"/>
-        <w:jc w:val="both"/>
-      </w:pPr>
-      <w:r>
-        <w:rPr>
-          <w:rFonts w:ascii="Arial" w:hAnsi="Arial" w:cs="Arial"/>
-          <w:color w:val="000000"/>
-          <w:sz w:val="22"/>
-        </w:rPr>
-        <w:t xml:space="preserve">A tasa anual, primarias y terciarias mostraron los mayores avances, con </w:t>
-      </w:r>
-      <w:r>
-        <w:rPr>
-          <w:rFonts w:ascii="Arial" w:hAnsi="Arial" w:cs="Arial"/>
-          <w:b/>
-          <w:color w:val="000000"/>
-          <w:sz w:val="22"/>
-        </w:rPr>
-        <w:t>4.7%</w:t>
-      </w:r>
-      <w:r>
-        <w:rPr>
-          <w:rFonts w:ascii="Arial" w:hAnsi="Arial" w:cs="Arial"/>
-          <w:color w:val="000000"/>
-          <w:sz w:val="22"/>
-        </w:rPr>
-        <w:t xml:space="preserve"> y </w:t>
-      </w:r>
-      <w:r>
-        <w:rPr>
-          <w:rFonts w:ascii="Arial" w:hAnsi="Arial" w:cs="Arial"/>
-          <w:b/>
-          <w:color w:val="000000"/>
-          <w:sz w:val="22"/>
-        </w:rPr>
-        <w:t>2.4%</w:t>
-      </w:r>
-      <w:r>
-        <w:rPr>
-          <w:rFonts w:ascii="Arial" w:hAnsi="Arial" w:cs="Arial"/>
-          <w:color w:val="000000"/>
-          <w:sz w:val="22"/>
-        </w:rPr>
-        <w:t>, resp</w:t>
-      </w:r>
-      <w:r>
-        <w:rPr>
-          <w:rFonts w:ascii="Arial" w:hAnsi="Arial" w:cs="Arial"/>
-          <w:color w:val="000000"/>
-          <w:sz w:val="22"/>
-        </w:rPr>
-        <w:t xml:space="preserve">ectivamente; las secundarias crecieron </w:t>
-      </w:r>
-      <w:r>
-        <w:rPr>
-          <w:rFonts w:ascii="Arial" w:hAnsi="Arial" w:cs="Arial"/>
-          <w:b/>
-          <w:color w:val="000000"/>
-          <w:sz w:val="22"/>
-        </w:rPr>
-        <w:t>1.8%</w:t>
-      </w:r>
-      <w:r>
-        <w:rPr>
-          <w:rFonts w:ascii="Arial" w:hAnsi="Arial" w:cs="Arial"/>
-          <w:color w:val="000000"/>
-          <w:sz w:val="22"/>
-        </w:rPr>
-        <w:t>, aunque aún mantienen rezago en el acumulado del año.</w:t>
-      </w:r>
-    </w:p>
-    <w:p>
-      <w:pPr>
-        <w:pStyle w:val="Prrafodelista"/>
-        <w:numPr>
-          <w:ilvl w:val="0"/>
-          <w:numId w:val="32"/>
-        </w:numPr>
-        <w:spacing w:before="45" w:after="30"/>
-        <w:jc w:val="both"/>
-      </w:pPr>
-      <w:r>
-        <w:rPr>
-          <w:rFonts w:ascii="Arial" w:hAnsi="Arial" w:cs="Arial"/>
-          <w:color w:val="000000"/>
-          <w:sz w:val="22"/>
-        </w:rPr>
-        <w:t>A nivel sectorial, el impulso anual provino principalmente de construcción y comercio al por mayor; en contraste, las manufacturas permanecen débiles, con var</w:t>
-      </w:r>
-      <w:r>
-        <w:rPr>
-          <w:rFonts w:ascii="Arial" w:hAnsi="Arial" w:cs="Arial"/>
-          <w:color w:val="000000"/>
-          <w:sz w:val="22"/>
-        </w:rPr>
-        <w:t xml:space="preserve">iación anual de </w:t>
-      </w:r>
-      <w:r>
-        <w:rPr>
-          <w:rFonts w:ascii="Arial" w:hAnsi="Arial" w:cs="Arial"/>
-          <w:b/>
-          <w:color w:val="000000"/>
-          <w:sz w:val="22"/>
-        </w:rPr>
-        <w:t>0.0%</w:t>
-      </w:r>
-      <w:r>
-        <w:rPr>
-          <w:rFonts w:ascii="Arial" w:hAnsi="Arial" w:cs="Arial"/>
-          <w:color w:val="000000"/>
-          <w:sz w:val="22"/>
-        </w:rPr>
-        <w:t xml:space="preserve"> en cifras originales y caída acumulada de </w:t>
-      </w:r>
-      <w:r>
-        <w:rPr>
-          <w:rFonts w:ascii="Arial" w:hAnsi="Arial" w:cs="Arial"/>
-          <w:b/>
-          <w:color w:val="000000"/>
-          <w:sz w:val="22"/>
-        </w:rPr>
-        <w:t>1.5%</w:t>
-      </w:r>
-      <w:r>
-        <w:rPr>
-          <w:rFonts w:ascii="Arial" w:hAnsi="Arial" w:cs="Arial"/>
-          <w:color w:val="000000"/>
-          <w:sz w:val="22"/>
-        </w:rPr>
-        <w:t xml:space="preserve"> en enero-abril.</w:t>
-      </w:r>
-    </w:p>
-    <w:p>
-      <w:pPr>
-        <w:pStyle w:val="Prrafodelista"/>
-        <w:spacing w:before="45" w:after="30"/>
-        <w:ind w:left="504"/>
-        <w:jc w:val="both"/>
-      </w:pPr>
-    </w:p>
-    <w:p>
-      <w:pPr>
-        <w:shd w:val="clear" w:color="auto" w:fill="005E4C"/>
-        <w:spacing w:before="55" w:after="35"/>
-        <w:jc w:val="both"/>
-      </w:pPr>
-      <w:r>
-        <w:rPr>
-          <w:rFonts w:ascii="Arial" w:hAnsi="Arial" w:cs="Arial"/>
-          <w:b/>
-          <w:bCs/>
-          <w:color w:val="FFFFFF"/>
-          <w:sz w:val="18"/>
-        </w:rPr>
-        <w:t>Variación del IGAE por componentes (abril 2026)</w:t>
-      </w:r>
-    </w:p>
-    <w:tbl>
-      <w:tblPr>
-        <w:tblStyle w:val="Tablaconcuadrcula"/>
-        <w:tblW w:w="8838" w:type="dxa"/>
-        <w:jc w:val="center"/>
-        <w:tblLook w:val="04A0" w:firstRow="1" w:lastRow="0" w:firstColumn="1" w:lastColumn="0" w:noHBand="0" w:noVBand="1"/>
-      </w:tblPr>
-      <w:tblGrid>
-        <w:gridCol w:w="2838"/>
-        <w:gridCol w:w="2000"/>
-        <w:gridCol w:w="2000"/>
-        <w:gridCol w:w="2000"/>
-      </w:tblGrid>
-      <w:tr>
-        <w:trPr>
-          <w:jc w:val="center"/>
-        </w:trPr>
-        <w:tc>
-          <w:tcPr>
-            <w:tcW w:w="2838" w:type="dxa"/>
-            <w:shd w:val="clear" w:color="auto" w:fill="005E4C"/>
-          </w:tcPr>
-          <w:p>
-            <w:r>
-              <w:rPr>
-                <w:rFonts w:ascii="Arial" w:hAnsi="Arial" w:cs="Arial"/>
-                <w:b/>
-                <w:color w:val="FFFFFF"/>
-                <w:sz w:val="16"/>
-              </w:rPr>
-              <w:t>Concepto</w:t>
-            </w:r>
-          </w:p>
-        </w:tc>
-        <w:tc>
-          <w:tcPr>
-            <w:tcW w:w="2000" w:type="dxa"/>
-            <w:shd w:val="clear" w:color="auto" w:fill="005E4C"/>
-          </w:tcPr>
-          <w:p>
-            <w:pPr>
-              <w:jc w:val="center"/>
-            </w:pPr>
-            <w:r>
-              <w:rPr>
-                <w:rFonts w:ascii="Arial" w:hAnsi="Arial" w:cs="Arial"/>
-                <w:b/>
-                <w:color w:val="FFFFFF"/>
-                <w:sz w:val="16"/>
-              </w:rPr>
-              <w:t>Var. mensual</w:t>
-            </w:r>
-          </w:p>
-        </w:tc>
-        <w:tc>
-          <w:tcPr>
-            <w:tcW w:w="2000" w:type="dxa"/>
-            <w:shd w:val="clear" w:color="auto" w:fill="005E4C"/>
-          </w:tcPr>
-          <w:p>
-            <w:pPr>
-              <w:jc w:val="center"/>
-            </w:pPr>
-            <w:r>
-              <w:rPr>
-                <w:rFonts w:ascii="Arial" w:hAnsi="Arial" w:cs="Arial"/>
-                <w:b/>
-                <w:color w:val="FFFFFF"/>
-                <w:sz w:val="16"/>
-              </w:rPr>
-              <w:t>Var. anual</w:t>
-            </w:r>
-          </w:p>
-        </w:tc>
-        <w:tc>
-          <w:tcPr>
-            <w:tcW w:w="2000" w:type="dxa"/>
-            <w:shd w:val="clear" w:color="auto" w:fill="005E4C"/>
-          </w:tcPr>
-          <w:p>
-            <w:pPr>
-              <w:jc w:val="center"/>
-            </w:pPr>
-            <w:r>
-              <w:rPr>
-                <w:rFonts w:ascii="Arial" w:hAnsi="Arial" w:cs="Arial"/>
-                <w:b/>
-                <w:color w:val="FFFFFF"/>
-                <w:sz w:val="16"/>
-              </w:rPr>
-              <w:t>Acum. ene-abr*</w:t>
-            </w:r>
-          </w:p>
-        </w:tc>
-      </w:tr>
-      <w:tr>
-        <w:trPr>
-          <w:jc w:val="center"/>
-        </w:trPr>
-        <w:tc>
-          <w:tcPr>
-            <w:tcW w:w="2838" w:type="dxa"/>
-            <w:shd w:val="clear" w:color="auto" w:fill="F2F2F2"/>
-          </w:tcPr>
-          <w:p>
-            <w:r>
-              <w:rPr>
-                <w:rFonts w:ascii="Arial" w:hAnsi="Arial" w:cs="Arial"/>
-                <w:b/>
-                <w:color w:val="000000"/>
-                <w:sz w:val="15"/>
-              </w:rPr>
-              <w:t>IGAE (Total)</w:t>
-            </w:r>
-          </w:p>
-        </w:tc>
-        <w:tc>
-          <w:tcPr>
-            <w:tcW w:w="2000" w:type="dxa"/>
-            <w:shd w:val="clear" w:color="auto" w:fill="F2F2F2"/>
-          </w:tcPr>
-          <w:p>
-            <w:pPr>
-              <w:jc w:val="center"/>
-            </w:pPr>
-            <w:r>
-              <w:rPr>
-                <w:rFonts w:ascii="Arial" w:hAnsi="Arial" w:cs="Arial"/>
-                <w:b/>
-                <w:color w:val="000000"/>
-                <w:sz w:val="15"/>
-              </w:rPr>
-              <w:t>▲ 1.2 %</w:t>
-            </w:r>
-          </w:p>
-        </w:tc>
-        <w:tc>
-          <w:tcPr>
-            <w:tcW w:w="2000" w:type="dxa"/>
-            <w:shd w:val="clear" w:color="auto" w:fill="F2F2F2"/>
-          </w:tcPr>
-          <w:p>
-            <w:pPr>
-              <w:jc w:val="center"/>
-            </w:pPr>
-            <w:r>
-              <w:rPr>
-                <w:rFonts w:ascii="Arial" w:hAnsi="Arial" w:cs="Arial"/>
-                <w:b/>
-                <w:color w:val="000000"/>
-                <w:sz w:val="15"/>
-              </w:rPr>
-              <w:t>▲ 2.2 %</w:t>
-            </w:r>
-          </w:p>
-        </w:tc>
-        <w:tc>
-          <w:tcPr>
-            <w:tcW w:w="2000" w:type="dxa"/>
-            <w:shd w:val="clear" w:color="auto" w:fill="F2F2F2"/>
-          </w:tcPr>
-          <w:p>
-            <w:pPr>
-              <w:jc w:val="center"/>
-            </w:pPr>
-            <w:r>
-              <w:rPr>
-                <w:rFonts w:ascii="Arial" w:hAnsi="Arial" w:cs="Arial"/>
-                <w:b/>
-                <w:color w:val="000000"/>
-                <w:sz w:val="15"/>
-              </w:rPr>
-              <w:t>▲ 0.7 %</w:t>
-            </w:r>
-          </w:p>
-        </w:tc>
-      </w:tr>
-      <w:tr>
-        <w:trPr>
-          <w:jc w:val="center"/>
-        </w:trPr>
-        <w:tc>
-          <w:tcPr>
-            <w:tcW w:w="2838" w:type="dxa"/>
-          </w:tcPr>
-          <w:p>
-            <w:r>
-              <w:rPr>
-                <w:rFonts w:ascii="Arial" w:hAnsi="Arial" w:cs="Arial"/>
-                <w:color w:val="000000"/>
-                <w:sz w:val="15"/>
+                <w:sz w:val="21"/>
               </w:rPr>
               <w:t>Actividades primarias</w:t>
             </w:r>
@@ -891,74 +420,64 @@
         </w:tc>
         <w:tc>
           <w:tcPr>
-            <w:tcW w:w="2000" w:type="dxa"/>
+            <w:tcW w:type="dxa" w:w="2928"/>
+            <w:shd w:fill="FFFFFF"/>
           </w:tcPr>
           <w:p>
             <w:pPr>
-              <w:jc w:val="center"/>
+              <w:spacing w:after="0" w:before="0" w:line="240" w:lineRule="auto"/>
             </w:pPr>
             <w:r>
               <w:rPr>
-                <w:rFonts w:ascii="Arial" w:hAnsi="Arial" w:cs="Arial"/>
-                <w:color w:val="C00000"/>
-                <w:sz w:val="15"/>
+                <w:rFonts w:ascii="Noto Sans" w:hAnsi="Noto Sans"/>
+                <w:b w:val="0"/>
+                <w:color w:val="000000"/>
+                <w:sz w:val="21"/>
               </w:rPr>
-              <w:t>▼ 0.4 %</w:t>
+              <w:t>3.5</w:t>
             </w:r>
           </w:p>
         </w:tc>
         <w:tc>
           <w:tcPr>
-            <w:tcW w:w="2000" w:type="dxa"/>
+            <w:tcW w:type="dxa" w:w="2928"/>
+            <w:shd w:fill="FFFFFF"/>
           </w:tcPr>
           <w:p>
             <w:pPr>
-              <w:jc w:val="center"/>
+              <w:spacing w:after="0" w:before="0" w:line="240" w:lineRule="auto"/>
             </w:pPr>
             <w:r>
               <w:rPr>
-                <w:rFonts w:ascii="Arial" w:hAnsi="Arial" w:cs="Arial"/>
+                <w:rFonts w:ascii="Noto Sans" w:hAnsi="Noto Sans"/>
+                <w:b w:val="0"/>
                 <w:color w:val="000000"/>
-                <w:sz w:val="15"/>
+                <w:sz w:val="21"/>
               </w:rPr>
-              <w:t>▲ 4.7 %</w:t>
-            </w:r>
-          </w:p>
-        </w:tc>
-        <w:tc>
-          <w:tcPr>
-            <w:tcW w:w="2000" w:type="dxa"/>
-          </w:tcPr>
-          <w:p>
-            <w:pPr>
-              <w:jc w:val="center"/>
-            </w:pPr>
-            <w:r>
-              <w:rPr>
-                <w:rFonts w:ascii="Arial" w:hAnsi="Arial" w:cs="Arial"/>
-                <w:color w:val="000000"/>
-                <w:sz w:val="15"/>
-              </w:rPr>
-              <w:t>▲ 1.2 %</w:t>
+              <w:t>-3.3</w:t>
             </w:r>
           </w:p>
         </w:tc>
       </w:tr>
       <w:tr>
         <w:trPr>
-          <w:jc w:val="center"/>
+          <w:cantSplit/>
         </w:trPr>
         <w:tc>
           <w:tcPr>
-            <w:tcW w:w="2838" w:type="dxa"/>
-            <w:shd w:val="clear" w:color="auto" w:fill="F2F2F2"/>
+            <w:tcW w:type="dxa" w:w="2928"/>
+            <w:shd w:fill="F4F4F2"/>
           </w:tcPr>
           <w:p>
+            <w:pPr>
+              <w:spacing w:after="0" w:before="0" w:line="240" w:lineRule="auto"/>
+            </w:pPr>
             <w:r>
               <w:rPr>
-                <w:rFonts w:ascii="Arial" w:hAnsi="Arial" w:cs="Arial"/>
+                <w:rFonts w:ascii="Noto Sans" w:hAnsi="Noto Sans"/>
+                <w:b w:val="0"/>
                 <w:color w:val="000000"/>
-                <w:sz w:val="15"/>
+                <w:sz w:val="21"/>
               </w:rPr>
               <w:t>Actividades secundarias</w:t>
             </w:r>
@@ -966,76 +485,64 @@
         </w:tc>
         <w:tc>
           <w:tcPr>
-            <w:tcW w:w="2000" w:type="dxa"/>
-            <w:shd w:val="clear" w:color="auto" w:fill="F2F2F2"/>
+            <w:tcW w:type="dxa" w:w="2928"/>
+            <w:shd w:fill="F4F4F2"/>
           </w:tcPr>
           <w:p>
             <w:pPr>
-              <w:jc w:val="center"/>
+              <w:spacing w:after="0" w:before="0" w:line="240" w:lineRule="auto"/>
             </w:pPr>
             <w:r>
               <w:rPr>
-                <w:rFonts w:ascii="Arial" w:hAnsi="Arial" w:cs="Arial"/>
+                <w:rFonts w:ascii="Noto Sans" w:hAnsi="Noto Sans"/>
+                <w:b w:val="0"/>
                 <w:color w:val="000000"/>
-                <w:sz w:val="15"/>
+                <w:sz w:val="21"/>
               </w:rPr>
-              <w:t>▲ 2.1 %</w:t>
+              <w:t>0.6</w:t>
             </w:r>
           </w:p>
         </w:tc>
         <w:tc>
           <w:tcPr>
-            <w:tcW w:w="2000" w:type="dxa"/>
-            <w:shd w:val="clear" w:color="auto" w:fill="F2F2F2"/>
+            <w:tcW w:type="dxa" w:w="2928"/>
+            <w:shd w:fill="F4F4F2"/>
           </w:tcPr>
           <w:p>
             <w:pPr>
-              <w:jc w:val="center"/>
+              <w:spacing w:after="0" w:before="0" w:line="240" w:lineRule="auto"/>
             </w:pPr>
             <w:r>
               <w:rPr>
-                <w:rFonts w:ascii="Arial" w:hAnsi="Arial" w:cs="Arial"/>
+                <w:rFonts w:ascii="Noto Sans" w:hAnsi="Noto Sans"/>
+                <w:b w:val="0"/>
                 <w:color w:val="000000"/>
-                <w:sz w:val="15"/>
+                <w:sz w:val="21"/>
               </w:rPr>
-              <w:t>▲ 1.8 %</w:t>
-            </w:r>
-          </w:p>
-        </w:tc>
-        <w:tc>
-          <w:tcPr>
-            <w:tcW w:w="2000" w:type="dxa"/>
-            <w:shd w:val="clear" w:color="auto" w:fill="F2F2F2"/>
-          </w:tcPr>
-          <w:p>
-            <w:pPr>
-              <w:jc w:val="center"/>
-            </w:pPr>
-            <w:r>
-              <w:rPr>
-                <w:rFonts w:ascii="Arial" w:hAnsi="Arial" w:cs="Arial"/>
-                <w:color w:val="C00000"/>
-                <w:sz w:val="15"/>
-              </w:rPr>
-              <w:t>▼ 0.3 %</w:t>
+              <w:t>3.6</w:t>
             </w:r>
           </w:p>
         </w:tc>
       </w:tr>
       <w:tr>
         <w:trPr>
-          <w:jc w:val="center"/>
+          <w:cantSplit/>
         </w:trPr>
         <w:tc>
           <w:tcPr>
-            <w:tcW w:w="2838" w:type="dxa"/>
+            <w:tcW w:type="dxa" w:w="2928"/>
+            <w:shd w:fill="FFFFFF"/>
           </w:tcPr>
           <w:p>
+            <w:pPr>
+              <w:spacing w:after="0" w:before="0" w:line="240" w:lineRule="auto"/>
+            </w:pPr>
             <w:r>
               <w:rPr>
-                <w:rFonts w:ascii="Arial" w:hAnsi="Arial" w:cs="Arial"/>
+                <w:rFonts w:ascii="Noto Sans" w:hAnsi="Noto Sans"/>
+                <w:b w:val="0"/>
                 <w:color w:val="000000"/>
-                <w:sz w:val="15"/>
+                <w:sz w:val="21"/>
               </w:rPr>
               <w:t>Actividades terciarias</w:t>
             </w:r>
@@ -1043,55 +550,41 @@
         </w:tc>
         <w:tc>
           <w:tcPr>
-            <w:tcW w:w="2000" w:type="dxa"/>
+            <w:tcW w:type="dxa" w:w="2928"/>
+            <w:shd w:fill="FFFFFF"/>
           </w:tcPr>
           <w:p>
             <w:pPr>
-              <w:jc w:val="center"/>
+              <w:spacing w:after="0" w:before="0" w:line="240" w:lineRule="auto"/>
             </w:pPr>
             <w:r>
               <w:rPr>
-                <w:rFonts w:ascii="Arial" w:hAnsi="Arial" w:cs="Arial"/>
+                <w:rFonts w:ascii="Noto Sans" w:hAnsi="Noto Sans"/>
+                <w:b w:val="0"/>
                 <w:color w:val="000000"/>
-                <w:sz w:val="15"/>
+                <w:sz w:val="21"/>
               </w:rPr>
-              <w:t>▲ 0.7 %</w:t>
+              <w:t>0.2</w:t>
             </w:r>
           </w:p>
         </w:tc>
         <w:tc>
           <w:tcPr>
-            <w:tcW w:w="2000" w:type="dxa"/>
+            <w:tcW w:type="dxa" w:w="2928"/>
+            <w:shd w:fill="FFFFFF"/>
           </w:tcPr>
           <w:p>
             <w:pPr>
-              <w:jc w:val="center"/>
+              <w:spacing w:after="0" w:before="0" w:line="240" w:lineRule="auto"/>
             </w:pPr>
             <w:r>
               <w:rPr>
-                <w:rFonts w:ascii="Arial" w:hAnsi="Arial" w:cs="Arial"/>
+                <w:rFonts w:ascii="Noto Sans" w:hAnsi="Noto Sans"/>
+                <w:b w:val="0"/>
                 <w:color w:val="000000"/>
-                <w:sz w:val="15"/>
+                <w:sz w:val="21"/>
               </w:rPr>
-              <w:t>▲ 2.4 %</w:t>
-            </w:r>
-          </w:p>
-        </w:tc>
-        <w:tc>
-          <w:tcPr>
-            <w:tcW w:w="2000" w:type="dxa"/>
-          </w:tcPr>
-          <w:p>
-            <w:pPr>
-              <w:jc w:val="center"/>
-            </w:pPr>
-            <w:r>
-              <w:rPr>
-                <w:rFonts w:ascii="Arial" w:hAnsi="Arial" w:cs="Arial"/>
-                <w:color w:val="000000"/>
-                <w:sz w:val="15"/>
-              </w:rPr>
-              <w:t>▲ 1.3 %</w:t>
+              <w:t>3.7</w:t>
             </w:r>
           </w:p>
         </w:tc>
@@ -1099,92 +592,34 @@
     </w:tbl>
     <w:p>
       <w:pPr>
-        <w:spacing w:before="45"/>
+        <w:keepNext w:val="0"/>
+        <w:spacing w:after="0" w:before="0" w:line="240" w:lineRule="auto"/>
+        <w:jc w:val="both"/>
       </w:pPr>
       <w:r>
         <w:rPr>
-          <w:rFonts w:ascii="Arial" w:hAnsi="Arial" w:cs="Arial"/>
-          <w:color w:val="4C545B"/>
-          <w:sz w:val="15"/>
+          <w:rFonts w:ascii="Noto Sans" w:hAnsi="Noto Sans"/>
+          <w:b w:val="0"/>
+          <w:color w:val="666666"/>
+          <w:sz w:val="16"/>
         </w:rPr>
-        <w:t xml:space="preserve">Nota: variaciones mensual y anual con cifras desestacionalizadas. El acumulado enero-abril corresponde a cifras originales, por lo que no es </w:t>
-      </w:r>
-      <w:r>
-        <w:rPr>
-          <w:rFonts w:ascii="Arial" w:hAnsi="Arial" w:cs="Arial"/>
-          <w:color w:val="4C545B"/>
-          <w:sz w:val="15"/>
-        </w:rPr>
-        <w:t>directamente comparable con las otras columnas.</w:t>
+        <w:t>Fuente: INEGI, cuadro 1, página 2. Ambas comparaciones utilizan cifras desestacionalizadas.</w:t>
       </w:r>
     </w:p>
     <w:p>
-      <w:pPr>
-        <w:keepNext/>
-        <w:spacing w:before="20"/>
-        <w:jc w:val="both"/>
-        <w:rPr>
-          <w:rFonts w:ascii="Arial" w:hAnsi="Arial" w:cs="Arial"/>
-          <w:b/>
-          <w:color w:val="4C545B"/>
-          <w:sz w:val="17"/>
-        </w:rPr>
-      </w:pPr>
-    </w:p>
-    <w:p>
-      <w:pPr>
-        <w:keepNext/>
-        <w:spacing w:before="20"/>
-        <w:jc w:val="both"/>
-      </w:pPr>
       <w:r>
-        <w:rPr>
-          <w:rFonts w:ascii="Arial" w:hAnsi="Arial" w:cs="Arial"/>
-          <w:b/>
-          <w:color w:val="4C545B"/>
-          <w:sz w:val="17"/>
-        </w:rPr>
-        <w:t>Gráfica 1. Variación anual del IGAE y sus grandes actividades, enero 2025–abril 2026</w:t>
-      </w:r>
-    </w:p>
-    <w:p>
-      <w:pPr>
-        <w:keepNext/>
-        <w:spacing w:after="20"/>
-        <w:jc w:val="both"/>
-      </w:pPr>
-      <w:r>
-        <w:rPr>
-          <w:rFonts w:ascii="Arial" w:hAnsi="Arial" w:cs="Arial"/>
-          <w:i/>
-          <w:color w:val="4C545B"/>
-          <w:sz w:val="16"/>
-        </w:rPr>
-        <w:t>Abril muestra un repunte de la actividad, aunque el acumulado del año todavía refleja crecimiento moderado.</w:t>
-      </w:r>
-    </w:p>
-    <w:p>
-      <w:pPr>
-        <w:spacing w:before="40" w:after="20"/>
-        <w:jc w:val="center"/>
-      </w:pPr>
-      <w:r>
-        <w:rPr>
-          <w:noProof/>
-        </w:rPr>
         <w:drawing>
-          <wp:inline distT="0" distB="0" distL="0" distR="0">
-            <wp:extent cx="4800600" cy="1575000"/>
-            <wp:effectExtent l="0" t="0" r="0" b="0"/>
-            <wp:docPr id="3" name="Picture 3"/>
+          <wp:inline xmlns:a="http://schemas.openxmlformats.org/drawingml/2006/main" xmlns:pic="http://schemas.openxmlformats.org/drawingml/2006/picture">
+            <wp:extent cx="5532120" cy="1723119"/>
+            <wp:docPr id="1" name="Picture 1"/>
             <wp:cNvGraphicFramePr>
-              <a:graphicFrameLocks xmlns:a="http://schemas.openxmlformats.org/drawingml/2006/main" noChangeAspect="1"/>
+              <a:graphicFrameLocks noChangeAspect="1"/>
             </wp:cNvGraphicFramePr>
-            <a:graphic xmlns:a="http://schemas.openxmlformats.org/drawingml/2006/main">
+            <a:graphic>
               <a:graphicData uri="http://schemas.openxmlformats.org/drawingml/2006/picture">
-                <pic:pic xmlns:pic="http://schemas.openxmlformats.org/drawingml/2006/picture">
+                <pic:pic>
                   <pic:nvPicPr>
-                    <pic:cNvPr id="0" name="grafica_igae_v2.png"/>
+                    <pic:cNvPr id="0" name="mom.png"/>
                     <pic:cNvPicPr/>
                   </pic:nvPicPr>
                   <pic:blipFill>
@@ -1196,11 +631,9 @@
                   <pic:spPr>
                     <a:xfrm>
                       <a:off x="0" y="0"/>
-                      <a:ext cx="4800600" cy="1575000"/>
+                      <a:ext cx="5532120" cy="1723119"/>
                     </a:xfrm>
-                    <a:prstGeom prst="rect">
-                      <a:avLst/>
-                    </a:prstGeom>
+                    <a:prstGeom prst="rect"/>
                   </pic:spPr>
                 </pic:pic>
               </a:graphicData>
@@ -1211,690 +644,482 @@
     </w:p>
     <w:p>
       <w:pPr>
-        <w:spacing w:before="40" w:after="20"/>
-        <w:jc w:val="center"/>
-      </w:pPr>
-    </w:p>
-    <w:p>
-      <w:pPr>
-        <w:shd w:val="clear" w:color="auto" w:fill="005E4C"/>
-        <w:spacing w:before="55" w:after="35"/>
+        <w:keepNext w:val="0"/>
+        <w:spacing w:after="0" w:before="0" w:line="240" w:lineRule="auto"/>
         <w:jc w:val="both"/>
       </w:pPr>
       <w:r>
         <w:rPr>
-          <w:rFonts w:ascii="Arial" w:hAnsi="Arial" w:cs="Arial"/>
-          <w:b/>
-          <w:bCs/>
-          <w:color w:val="FFFFFF"/>
-          <w:sz w:val="18"/>
+          <w:rFonts w:ascii="Noto Sans" w:hAnsi="Noto Sans"/>
+          <w:b w:val="0"/>
+          <w:color w:val="666666"/>
+          <w:sz w:val="16"/>
         </w:rPr>
-        <w:t>Análisis</w:t>
+        <w:t>Fuente: INEGI. Comparación respecto al mes inmediato anterior. Las barras no representan aportaciones ponderadas.</w:t>
       </w:r>
     </w:p>
     <w:p>
       <w:pPr>
-        <w:pStyle w:val="Prrafodelista"/>
-        <w:numPr>
-          <w:ilvl w:val="0"/>
-          <w:numId w:val="33"/>
-        </w:numPr>
-        <w:spacing w:before="45" w:after="30"/>
+        <w:keepNext w:val="0"/>
+        <w:spacing w:after="0" w:before="0" w:line="240" w:lineRule="auto"/>
         <w:jc w:val="both"/>
       </w:pPr>
       <w:r>
         <w:rPr>
-          <w:rFonts w:ascii="Arial" w:hAnsi="Arial" w:cs="Arial"/>
+          <w:rFonts w:ascii="Noto Sans" w:hAnsi="Noto Sans"/>
+          <w:b w:val="0"/>
+          <w:color w:val="000000"/>
+          <w:sz w:val="13"/>
+        </w:rPr>
+      </w:r>
+    </w:p>
+    <w:p>
+      <w:pPr>
+        <w:keepNext/>
+        <w:spacing w:after="0" w:before="0" w:line="240" w:lineRule="auto"/>
+        <w:jc w:val="both"/>
+      </w:pPr>
+      <w:r>
+        <w:rPr>
+          <w:rFonts w:ascii="Noto Sans" w:hAnsi="Noto Sans"/>
+          <w:b/>
+          <w:color w:val="235B4C"/>
+          <w:sz w:val="22"/>
+        </w:rPr>
+        <w:t>Balance anual por actividad</w:t>
+      </w:r>
+    </w:p>
+    <w:p>
+      <w:r>
+        <w:drawing>
+          <wp:inline xmlns:a="http://schemas.openxmlformats.org/drawingml/2006/main" xmlns:pic="http://schemas.openxmlformats.org/drawingml/2006/picture">
+            <wp:extent cx="5532120" cy="1723119"/>
+            <wp:docPr id="2" name="Picture 2"/>
+            <wp:cNvGraphicFramePr>
+              <a:graphicFrameLocks noChangeAspect="1"/>
+            </wp:cNvGraphicFramePr>
+            <a:graphic>
+              <a:graphicData uri="http://schemas.openxmlformats.org/drawingml/2006/picture">
+                <pic:pic>
+                  <pic:nvPicPr>
+                    <pic:cNvPr id="0" name="yoy.png"/>
+                    <pic:cNvPicPr/>
+                  </pic:nvPicPr>
+                  <pic:blipFill>
+                    <a:blip r:embed="rId15"/>
+                    <a:stretch>
+                      <a:fillRect/>
+                    </a:stretch>
+                  </pic:blipFill>
+                  <pic:spPr>
+                    <a:xfrm>
+                      <a:off x="0" y="0"/>
+                      <a:ext cx="5532120" cy="1723119"/>
+                    </a:xfrm>
+                    <a:prstGeom prst="rect"/>
+                  </pic:spPr>
+                </pic:pic>
+              </a:graphicData>
+            </a:graphic>
+          </wp:inline>
+        </w:drawing>
+      </w:r>
+    </w:p>
+    <w:p>
+      <w:pPr>
+        <w:keepNext w:val="0"/>
+        <w:spacing w:after="0" w:before="0" w:line="240" w:lineRule="auto"/>
+        <w:jc w:val="both"/>
+      </w:pPr>
+      <w:r>
+        <w:rPr>
+          <w:rFonts w:ascii="Noto Sans" w:hAnsi="Noto Sans"/>
+          <w:b w:val="0"/>
+          <w:color w:val="666666"/>
+          <w:sz w:val="16"/>
+        </w:rPr>
+        <w:t>Fuente: INEGI, cuadro 1. Comparación con el mismo mes del año anterior; cifras desestacionalizadas.</w:t>
+      </w:r>
+    </w:p>
+    <w:p>
+      <w:pPr>
+        <w:keepNext w:val="0"/>
+        <w:spacing w:after="0" w:before="0" w:line="240" w:lineRule="auto"/>
+        <w:jc w:val="both"/>
+      </w:pPr>
+      <w:r>
+        <w:rPr>
+          <w:rFonts w:ascii="Noto Sans" w:hAnsi="Noto Sans"/>
+          <w:b w:val="0"/>
+          <w:color w:val="000000"/>
+          <w:sz w:val="13"/>
+        </w:rPr>
+      </w:r>
+    </w:p>
+    <w:p>
+      <w:pPr>
+        <w:keepNext/>
+        <w:spacing w:after="0" w:before="0" w:line="240" w:lineRule="auto"/>
+        <w:jc w:val="both"/>
+      </w:pPr>
+      <w:r>
+        <w:rPr>
+          <w:rFonts w:ascii="Noto Sans" w:hAnsi="Noto Sans"/>
+          <w:b/>
+          <w:color w:val="235B4C"/>
+          <w:sz w:val="22"/>
+        </w:rPr>
+        <w:t>Cifras originales y acumulado del año</w:t>
+      </w:r>
+    </w:p>
+    <w:p>
+      <w:pPr>
+        <w:keepNext w:val="0"/>
+        <w:spacing w:after="0" w:before="0" w:line="240" w:lineRule="auto"/>
+        <w:jc w:val="both"/>
+      </w:pPr>
+      <w:r>
+        <w:rPr>
+          <w:rFonts w:ascii="Noto Sans" w:hAnsi="Noto Sans"/>
+          <w:b w:val="0"/>
           <w:color w:val="000000"/>
           <w:sz w:val="22"/>
         </w:rPr>
-        <w:t>El a</w:t>
+        <w:t>La lectura de las cifras originales complementa la comparación ajustada. El acumulado compara enero al mes de referencia con el mismo intervalo del año anterior; no es un promedio simple de tasas mensuales.</w:t>
       </w:r>
-      <w:r>
-        <w:rPr>
-          <w:rFonts w:ascii="Arial" w:hAnsi="Arial" w:cs="Arial"/>
-          <w:color w:val="000000"/>
-          <w:sz w:val="22"/>
-        </w:rPr>
-        <w:t>vance mensual de abril mejora la lectura de corto plazo, pero aún no permite concluir un cambio de tendencia. El acumulado enero-abril muestra que la actividad económica mantiene un ritmo moderado.</w:t>
-      </w:r>
-    </w:p>
-    <w:p>
-      <w:pPr>
-        <w:pStyle w:val="Prrafodelista"/>
-        <w:numPr>
-          <w:ilvl w:val="0"/>
-          <w:numId w:val="33"/>
-        </w:numPr>
-        <w:spacing w:before="45" w:after="30"/>
-        <w:jc w:val="both"/>
-      </w:pPr>
-      <w:r>
-        <w:rPr>
-          <w:rFonts w:ascii="Arial" w:hAnsi="Arial" w:cs="Arial"/>
-          <w:color w:val="000000"/>
-          <w:sz w:val="22"/>
-        </w:rPr>
-        <w:t xml:space="preserve">Las actividades secundarias fueron el principal motor del </w:t>
-      </w:r>
-      <w:r>
-        <w:rPr>
-          <w:rFonts w:ascii="Arial" w:hAnsi="Arial" w:cs="Arial"/>
-          <w:color w:val="000000"/>
-          <w:sz w:val="22"/>
-        </w:rPr>
-        <w:t>mes, impulsadas por construcción. No obstante, su acumulado anual permanece en terreno negativo, por lo que todavía no se confirma una recuperación industrial sostenida.</w:t>
-      </w:r>
-    </w:p>
-    <w:p>
-      <w:pPr>
-        <w:pStyle w:val="Prrafodelista"/>
-        <w:numPr>
-          <w:ilvl w:val="0"/>
-          <w:numId w:val="33"/>
-        </w:numPr>
-        <w:spacing w:before="45" w:after="30"/>
-        <w:jc w:val="both"/>
-      </w:pPr>
-      <w:r>
-        <w:rPr>
-          <w:rFonts w:ascii="Arial" w:hAnsi="Arial" w:cs="Arial"/>
-          <w:color w:val="000000"/>
-          <w:sz w:val="22"/>
-        </w:rPr>
-        <w:t>Las actividades terciarias se mantienen como el componente más estable de la economía,</w:t>
-      </w:r>
-      <w:r>
-        <w:rPr>
-          <w:rFonts w:ascii="Arial" w:hAnsi="Arial" w:cs="Arial"/>
-          <w:color w:val="000000"/>
-          <w:sz w:val="22"/>
-        </w:rPr>
-        <w:t xml:space="preserve"> con crecimiento mensual, anual y acumulado positivo. Esto </w:t>
-      </w:r>
-      <w:r>
-        <w:rPr>
-          <w:rFonts w:ascii="Arial" w:hAnsi="Arial" w:cs="Arial"/>
-          <w:color w:val="000000"/>
-          <w:sz w:val="22"/>
-        </w:rPr>
-        <w:t>sugiere</w:t>
-      </w:r>
-      <w:r>
-        <w:rPr>
-          <w:rFonts w:ascii="Arial" w:hAnsi="Arial" w:cs="Arial"/>
-          <w:color w:val="000000"/>
-          <w:sz w:val="22"/>
-        </w:rPr>
-        <w:t xml:space="preserve"> que comercio y servicios siguen funcionando como soporte del crecimiento.</w:t>
-      </w:r>
-    </w:p>
-    <w:p>
-      <w:pPr>
-        <w:pStyle w:val="Prrafodelista"/>
-        <w:numPr>
-          <w:ilvl w:val="0"/>
-          <w:numId w:val="33"/>
-        </w:numPr>
-        <w:spacing w:before="45" w:after="30"/>
-        <w:jc w:val="both"/>
-        <w:rPr>
-          <w:rFonts w:ascii="Arial" w:hAnsi="Arial" w:cs="Arial"/>
-          <w:color w:val="000000"/>
-          <w:sz w:val="22"/>
-        </w:rPr>
-      </w:pPr>
-      <w:r>
-        <w:rPr>
-          <w:rFonts w:ascii="Arial" w:hAnsi="Arial" w:cs="Arial"/>
-          <w:color w:val="000000"/>
-          <w:sz w:val="22"/>
-        </w:rPr>
-        <w:t>A nivel sectorial, el avance de abril se concentró en algunos segmentos de construcción, comercio y servicios, mientras que manufacturas permanecen débiles en el acumulado enero-abril.</w:t>
-      </w:r>
-    </w:p>
-    <w:p>
-      <w:pPr>
-        <w:pStyle w:val="Prrafodelista"/>
-        <w:spacing w:before="45" w:after="30"/>
-        <w:ind w:left="504"/>
-        <w:jc w:val="both"/>
-        <w:rPr>
-          <w:rFonts w:ascii="Arial" w:hAnsi="Arial" w:cs="Arial"/>
-          <w:color w:val="000000"/>
-          <w:sz w:val="22"/>
-        </w:rPr>
-      </w:pPr>
-    </w:p>
-    <w:p>
-      <w:pPr>
-        <w:shd w:val="clear" w:color="auto" w:fill="005E4C"/>
-        <w:spacing w:before="55" w:after="35"/>
-        <w:jc w:val="both"/>
-      </w:pPr>
-      <w:r>
-        <w:rPr>
-          <w:rFonts w:ascii="Arial" w:hAnsi="Arial" w:cs="Arial"/>
-          <w:b/>
-          <w:bCs/>
-          <w:color w:val="FFFFFF"/>
-          <w:sz w:val="18"/>
-        </w:rPr>
-        <w:t>Lectura sectorial</w:t>
-      </w:r>
-    </w:p>
-    <w:p>
-      <w:pPr>
-        <w:spacing w:before="10" w:after="60"/>
-        <w:jc w:val="both"/>
-        <w:rPr>
-          <w:rFonts w:ascii="Arial" w:hAnsi="Arial" w:cs="Arial"/>
-          <w:color w:val="000000"/>
-          <w:sz w:val="22"/>
-        </w:rPr>
-      </w:pPr>
-      <w:r>
-        <w:rPr>
-          <w:rFonts w:ascii="Arial" w:hAnsi="Arial" w:cs="Arial"/>
-          <w:color w:val="000000"/>
-          <w:sz w:val="22"/>
-        </w:rPr>
-        <w:t>E</w:t>
-      </w:r>
-      <w:r>
-        <w:rPr>
-          <w:rFonts w:ascii="Arial" w:hAnsi="Arial" w:cs="Arial"/>
-          <w:color w:val="000000"/>
-          <w:sz w:val="22"/>
-        </w:rPr>
-        <w:t>l impulso anual de abril se concentró en construc</w:t>
-      </w:r>
-      <w:r>
-        <w:rPr>
-          <w:rFonts w:ascii="Arial" w:hAnsi="Arial" w:cs="Arial"/>
-          <w:color w:val="000000"/>
-          <w:sz w:val="22"/>
-        </w:rPr>
-        <w:t>ción y comercio al por mayor, mientras que manufacturas aún no muestran una recuperación clara en el acumulado del año.</w:t>
-      </w:r>
-    </w:p>
-    <w:p>
-      <w:pPr>
-        <w:spacing w:before="10" w:after="60"/>
-        <w:jc w:val="both"/>
-      </w:pPr>
     </w:p>
     <w:tbl>
       <w:tblPr>
-        <w:tblStyle w:val="Tablaconcuadrcula"/>
-        <w:tblW w:w="8838" w:type="dxa"/>
-        <w:jc w:val="center"/>
-        <w:tblLook w:val="04A0" w:firstRow="1" w:lastRow="0" w:firstColumn="1" w:lastColumn="0" w:noHBand="0" w:noVBand="1"/>
+        <w:tblW w:type="auto" w:w="0"/>
+        <w:tblLayout w:type="fixed"/>
+        <w:tblLook w:firstColumn="1" w:firstRow="1" w:lastColumn="0" w:lastRow="0" w:noHBand="0" w:noVBand="1" w:val="04A0"/>
       </w:tblPr>
       <w:tblGrid>
-        <w:gridCol w:w="2338"/>
-        <w:gridCol w:w="1500"/>
-        <w:gridCol w:w="1500"/>
-        <w:gridCol w:w="3500"/>
+        <w:gridCol w:w="2928"/>
+        <w:gridCol w:w="2928"/>
+        <w:gridCol w:w="2928"/>
       </w:tblGrid>
       <w:tr>
         <w:trPr>
-          <w:jc w:val="center"/>
+          <w:cantSplit/>
         </w:trPr>
         <w:tc>
           <w:tcPr>
-            <w:tcW w:w="2338" w:type="dxa"/>
-            <w:shd w:val="clear" w:color="auto" w:fill="005E4C"/>
+            <w:tcW w:type="dxa" w:w="2928"/>
+            <w:shd w:fill="10312B"/>
           </w:tcPr>
           <w:p>
+            <w:pPr>
+              <w:spacing w:after="0" w:before="0" w:line="240" w:lineRule="auto"/>
+            </w:pPr>
             <w:r>
               <w:rPr>
-                <w:rFonts w:ascii="Arial" w:hAnsi="Arial" w:cs="Arial"/>
+                <w:rFonts w:ascii="Noto Sans" w:hAnsi="Noto Sans"/>
                 <w:b/>
                 <w:color w:val="FFFFFF"/>
-                <w:sz w:val="16"/>
+                <w:sz w:val="21"/>
               </w:rPr>
-              <w:t>Sector</w:t>
+              <w:t>Actividad</w:t>
             </w:r>
           </w:p>
         </w:tc>
         <w:tc>
           <w:tcPr>
-            <w:tcW w:w="1500" w:type="dxa"/>
-            <w:shd w:val="clear" w:color="auto" w:fill="005E4C"/>
+            <w:tcW w:type="dxa" w:w="2928"/>
+            <w:shd w:fill="10312B"/>
           </w:tcPr>
           <w:p>
             <w:pPr>
-              <w:jc w:val="center"/>
+              <w:spacing w:after="0" w:before="0" w:line="240" w:lineRule="auto"/>
             </w:pPr>
             <w:r>
               <w:rPr>
-                <w:rFonts w:ascii="Arial" w:hAnsi="Arial" w:cs="Arial"/>
+                <w:rFonts w:ascii="Noto Sans" w:hAnsi="Noto Sans"/>
                 <w:b/>
                 <w:color w:val="FFFFFF"/>
-                <w:sz w:val="16"/>
+                <w:sz w:val="21"/>
               </w:rPr>
-              <w:t>Var. anual abril</w:t>
+              <w:t>Anual original (%)</w:t>
             </w:r>
           </w:p>
         </w:tc>
         <w:tc>
           <w:tcPr>
-            <w:tcW w:w="1500" w:type="dxa"/>
-            <w:shd w:val="clear" w:color="auto" w:fill="005E4C"/>
+            <w:tcW w:type="dxa" w:w="2928"/>
+            <w:shd w:fill="10312B"/>
           </w:tcPr>
           <w:p>
             <w:pPr>
-              <w:jc w:val="center"/>
+              <w:spacing w:after="0" w:before="0" w:line="240" w:lineRule="auto"/>
             </w:pPr>
             <w:r>
               <w:rPr>
-                <w:rFonts w:ascii="Arial" w:hAnsi="Arial" w:cs="Arial"/>
+                <w:rFonts w:ascii="Noto Sans" w:hAnsi="Noto Sans"/>
                 <w:b/>
                 <w:color w:val="FFFFFF"/>
-                <w:sz w:val="16"/>
+                <w:sz w:val="21"/>
               </w:rPr>
-              <w:t>Acum. ene-abr</w:t>
-            </w:r>
-          </w:p>
-        </w:tc>
-        <w:tc>
-          <w:tcPr>
-            <w:tcW w:w="3500" w:type="dxa"/>
-            <w:shd w:val="clear" w:color="auto" w:fill="005E4C"/>
-          </w:tcPr>
-          <w:p>
-            <w:r>
-              <w:rPr>
-                <w:rFonts w:ascii="Arial" w:hAnsi="Arial" w:cs="Arial"/>
-                <w:b/>
-                <w:color w:val="FFFFFF"/>
-                <w:sz w:val="16"/>
-              </w:rPr>
-              <w:t>Lectura</w:t>
+              <w:t>Enero–mes (%)</w:t>
             </w:r>
           </w:p>
         </w:tc>
       </w:tr>
       <w:tr>
         <w:trPr>
-          <w:jc w:val="center"/>
+          <w:cantSplit/>
         </w:trPr>
         <w:tc>
           <w:tcPr>
-            <w:tcW w:w="2338" w:type="dxa"/>
-            <w:shd w:val="clear" w:color="auto" w:fill="F2F2F2"/>
+            <w:tcW w:type="dxa" w:w="2928"/>
+            <w:shd w:fill="F4F4F2"/>
           </w:tcPr>
           <w:p>
+            <w:pPr>
+              <w:spacing w:after="0" w:before="0" w:line="240" w:lineRule="auto"/>
+            </w:pPr>
             <w:r>
               <w:rPr>
-                <w:rFonts w:ascii="Arial" w:hAnsi="Arial" w:cs="Arial"/>
+                <w:rFonts w:ascii="Noto Sans" w:hAnsi="Noto Sans"/>
+                <w:b w:val="0"/>
                 <w:color w:val="000000"/>
-                <w:sz w:val="15"/>
+                <w:sz w:val="21"/>
               </w:rPr>
-              <w:t>Construcción</w:t>
+              <w:t>Indicador Global de la Actividad Económica</w:t>
             </w:r>
           </w:p>
         </w:tc>
         <w:tc>
           <w:tcPr>
-            <w:tcW w:w="1500" w:type="dxa"/>
-            <w:shd w:val="clear" w:color="auto" w:fill="F2F2F2"/>
+            <w:tcW w:type="dxa" w:w="2928"/>
+            <w:shd w:fill="F4F4F2"/>
           </w:tcPr>
           <w:p>
             <w:pPr>
-              <w:jc w:val="center"/>
+              <w:spacing w:after="0" w:before="0" w:line="240" w:lineRule="auto"/>
             </w:pPr>
             <w:r>
               <w:rPr>
-                <w:rFonts w:ascii="Arial" w:hAnsi="Arial" w:cs="Arial"/>
+                <w:rFonts w:ascii="Noto Sans" w:hAnsi="Noto Sans"/>
+                <w:b w:val="0"/>
                 <w:color w:val="000000"/>
-                <w:sz w:val="15"/>
+                <w:sz w:val="21"/>
               </w:rPr>
-              <w:t>▲ 10.4 %</w:t>
+              <w:t>3.3</w:t>
             </w:r>
           </w:p>
         </w:tc>
         <w:tc>
           <w:tcPr>
-            <w:tcW w:w="1500" w:type="dxa"/>
-            <w:shd w:val="clear" w:color="auto" w:fill="F2F2F2"/>
+            <w:tcW w:type="dxa" w:w="2928"/>
+            <w:shd w:fill="F4F4F2"/>
           </w:tcPr>
           <w:p>
             <w:pPr>
-              <w:jc w:val="center"/>
+              <w:spacing w:after="0" w:before="0" w:line="240" w:lineRule="auto"/>
             </w:pPr>
             <w:r>
               <w:rPr>
-                <w:rFonts w:ascii="Arial" w:hAnsi="Arial" w:cs="Arial"/>
+                <w:rFonts w:ascii="Noto Sans" w:hAnsi="Noto Sans"/>
+                <w:b w:val="0"/>
                 <w:color w:val="000000"/>
-                <w:sz w:val="15"/>
+                <w:sz w:val="21"/>
               </w:rPr>
-              <w:t>▲ 2.2 %</w:t>
-            </w:r>
-          </w:p>
-        </w:tc>
-        <w:tc>
-          <w:tcPr>
-            <w:tcW w:w="3500" w:type="dxa"/>
-            <w:shd w:val="clear" w:color="auto" w:fill="F2F2F2"/>
-          </w:tcPr>
-          <w:p>
-            <w:r>
-              <w:rPr>
-                <w:rFonts w:ascii="Arial" w:hAnsi="Arial" w:cs="Arial"/>
-                <w:color w:val="000000"/>
-                <w:sz w:val="15"/>
-              </w:rPr>
-              <w:t xml:space="preserve">Principal impulso </w:t>
-            </w:r>
-            <w:r>
-              <w:rPr>
-                <w:rFonts w:ascii="Arial" w:hAnsi="Arial" w:cs="Arial"/>
-                <w:color w:val="000000"/>
-                <w:sz w:val="15"/>
-              </w:rPr>
-              <w:t>de seundarias</w:t>
+              <w:t>1.7</w:t>
             </w:r>
           </w:p>
         </w:tc>
       </w:tr>
       <w:tr>
         <w:trPr>
-          <w:jc w:val="center"/>
+          <w:cantSplit/>
         </w:trPr>
         <w:tc>
           <w:tcPr>
-            <w:tcW w:w="2338" w:type="dxa"/>
+            <w:tcW w:type="dxa" w:w="2928"/>
+            <w:shd w:fill="FFFFFF"/>
           </w:tcPr>
           <w:p>
+            <w:pPr>
+              <w:spacing w:after="0" w:before="0" w:line="240" w:lineRule="auto"/>
+            </w:pPr>
             <w:r>
               <w:rPr>
-                <w:rFonts w:ascii="Arial" w:hAnsi="Arial" w:cs="Arial"/>
+                <w:rFonts w:ascii="Noto Sans" w:hAnsi="Noto Sans"/>
+                <w:b w:val="0"/>
                 <w:color w:val="000000"/>
-                <w:sz w:val="15"/>
+                <w:sz w:val="21"/>
               </w:rPr>
-              <w:t>Comercio al por mayor</w:t>
+              <w:t>Actividades primarias</w:t>
             </w:r>
           </w:p>
         </w:tc>
         <w:tc>
           <w:tcPr>
-            <w:tcW w:w="1500" w:type="dxa"/>
+            <w:tcW w:type="dxa" w:w="2928"/>
+            <w:shd w:fill="FFFFFF"/>
           </w:tcPr>
           <w:p>
             <w:pPr>
-              <w:jc w:val="center"/>
+              <w:spacing w:after="0" w:before="0" w:line="240" w:lineRule="auto"/>
             </w:pPr>
             <w:r>
               <w:rPr>
-                <w:rFonts w:ascii="Arial" w:hAnsi="Arial" w:cs="Arial"/>
+                <w:rFonts w:ascii="Noto Sans" w:hAnsi="Noto Sans"/>
+                <w:b w:val="0"/>
                 <w:color w:val="000000"/>
-                <w:sz w:val="15"/>
+                <w:sz w:val="21"/>
               </w:rPr>
-              <w:t xml:space="preserve">▲ 10.6 </w:t>
-            </w:r>
-            <w:r>
-              <w:rPr>
-                <w:rFonts w:ascii="Arial" w:hAnsi="Arial" w:cs="Arial"/>
-                <w:color w:val="000000"/>
-                <w:sz w:val="15"/>
-              </w:rPr>
-              <w:t>%</w:t>
+              <w:t>-2.6</w:t>
             </w:r>
           </w:p>
         </w:tc>
         <w:tc>
           <w:tcPr>
-            <w:tcW w:w="1500" w:type="dxa"/>
+            <w:tcW w:type="dxa" w:w="2928"/>
+            <w:shd w:fill="FFFFFF"/>
           </w:tcPr>
           <w:p>
             <w:pPr>
-              <w:jc w:val="center"/>
+              <w:spacing w:after="0" w:before="0" w:line="240" w:lineRule="auto"/>
             </w:pPr>
             <w:r>
               <w:rPr>
-                <w:rFonts w:ascii="Arial" w:hAnsi="Arial" w:cs="Arial"/>
+                <w:rFonts w:ascii="Noto Sans" w:hAnsi="Noto Sans"/>
+                <w:b w:val="0"/>
                 <w:color w:val="000000"/>
-                <w:sz w:val="15"/>
+                <w:sz w:val="21"/>
               </w:rPr>
-              <w:t>▲ 4.0 %</w:t>
-            </w:r>
-          </w:p>
-        </w:tc>
-        <w:tc>
-          <w:tcPr>
-            <w:tcW w:w="3500" w:type="dxa"/>
-          </w:tcPr>
-          <w:p>
-            <w:r>
-              <w:rPr>
-                <w:rFonts w:ascii="Arial" w:hAnsi="Arial" w:cs="Arial"/>
-                <w:color w:val="000000"/>
-                <w:sz w:val="15"/>
-              </w:rPr>
-              <w:t>Soporte del avance en servicios</w:t>
+              <w:t>1.2</w:t>
             </w:r>
           </w:p>
         </w:tc>
       </w:tr>
       <w:tr>
         <w:trPr>
-          <w:jc w:val="center"/>
+          <w:cantSplit/>
         </w:trPr>
         <w:tc>
           <w:tcPr>
-            <w:tcW w:w="2338" w:type="dxa"/>
-            <w:shd w:val="clear" w:color="auto" w:fill="F2F2F2"/>
+            <w:tcW w:type="dxa" w:w="2928"/>
+            <w:shd w:fill="F4F4F2"/>
           </w:tcPr>
           <w:p>
+            <w:pPr>
+              <w:spacing w:after="0" w:before="0" w:line="240" w:lineRule="auto"/>
+            </w:pPr>
             <w:r>
               <w:rPr>
-                <w:rFonts w:ascii="Arial" w:hAnsi="Arial" w:cs="Arial"/>
+                <w:rFonts w:ascii="Noto Sans" w:hAnsi="Noto Sans"/>
+                <w:b w:val="0"/>
                 <w:color w:val="000000"/>
-                <w:sz w:val="15"/>
+                <w:sz w:val="21"/>
               </w:rPr>
-              <w:t>Manufacturas</w:t>
+              <w:t>Actividades secundarias</w:t>
             </w:r>
           </w:p>
         </w:tc>
         <w:tc>
           <w:tcPr>
-            <w:tcW w:w="1500" w:type="dxa"/>
-            <w:shd w:val="clear" w:color="auto" w:fill="F2F2F2"/>
+            <w:tcW w:type="dxa" w:w="2928"/>
+            <w:shd w:fill="F4F4F2"/>
           </w:tcPr>
           <w:p>
             <w:pPr>
-              <w:jc w:val="center"/>
+              <w:spacing w:after="0" w:before="0" w:line="240" w:lineRule="auto"/>
             </w:pPr>
             <w:r>
               <w:rPr>
-                <w:rFonts w:ascii="Arial" w:hAnsi="Arial" w:cs="Arial"/>
+                <w:rFonts w:ascii="Noto Sans" w:hAnsi="Noto Sans"/>
+                <w:b w:val="0"/>
                 <w:color w:val="000000"/>
-                <w:sz w:val="15"/>
+                <w:sz w:val="21"/>
               </w:rPr>
-              <w:t>0.0 %</w:t>
+              <w:t>3.5</w:t>
             </w:r>
           </w:p>
         </w:tc>
         <w:tc>
           <w:tcPr>
-            <w:tcW w:w="1500" w:type="dxa"/>
-            <w:shd w:val="clear" w:color="auto" w:fill="F2F2F2"/>
+            <w:tcW w:type="dxa" w:w="2928"/>
+            <w:shd w:fill="F4F4F2"/>
           </w:tcPr>
           <w:p>
             <w:pPr>
-              <w:jc w:val="center"/>
+              <w:spacing w:after="0" w:before="0" w:line="240" w:lineRule="auto"/>
             </w:pPr>
             <w:r>
               <w:rPr>
-                <w:rFonts w:ascii="Arial" w:hAnsi="Arial" w:cs="Arial"/>
-                <w:color w:val="C00000"/>
-                <w:sz w:val="15"/>
+                <w:rFonts w:ascii="Noto Sans" w:hAnsi="Noto Sans"/>
+                <w:b w:val="0"/>
+                <w:color w:val="000000"/>
+                <w:sz w:val="21"/>
               </w:rPr>
-              <w:t>▼ 1.5 %</w:t>
-            </w:r>
-          </w:p>
-        </w:tc>
-        <w:tc>
-          <w:tcPr>
-            <w:tcW w:w="3500" w:type="dxa"/>
-            <w:shd w:val="clear" w:color="auto" w:fill="F2F2F2"/>
-          </w:tcPr>
-          <w:p>
-            <w:r>
-              <w:rPr>
-                <w:rFonts w:ascii="Arial" w:hAnsi="Arial" w:cs="Arial"/>
-                <w:color w:val="000000"/>
-                <w:sz w:val="15"/>
-              </w:rPr>
-              <w:t>Debilidad persistente</w:t>
+              <w:t>0.8</w:t>
             </w:r>
           </w:p>
         </w:tc>
       </w:tr>
       <w:tr>
         <w:trPr>
-          <w:jc w:val="center"/>
+          <w:cantSplit/>
         </w:trPr>
         <w:tc>
           <w:tcPr>
-            <w:tcW w:w="2338" w:type="dxa"/>
+            <w:tcW w:type="dxa" w:w="2928"/>
+            <w:shd w:fill="FFFFFF"/>
           </w:tcPr>
           <w:p>
+            <w:pPr>
+              <w:spacing w:after="0" w:before="0" w:line="240" w:lineRule="auto"/>
+            </w:pPr>
             <w:r>
               <w:rPr>
-                <w:rFonts w:ascii="Arial" w:hAnsi="Arial" w:cs="Arial"/>
+                <w:rFonts w:ascii="Noto Sans" w:hAnsi="Noto Sans"/>
+                <w:b w:val="0"/>
                 <w:color w:val="000000"/>
-                <w:sz w:val="15"/>
+                <w:sz w:val="21"/>
               </w:rPr>
-              <w:t>Alojamiento y alimentos</w:t>
+              <w:t>Actividades terciarias</w:t>
             </w:r>
           </w:p>
         </w:tc>
         <w:tc>
           <w:tcPr>
-            <w:tcW w:w="1500" w:type="dxa"/>
+            <w:tcW w:type="dxa" w:w="2928"/>
+            <w:shd w:fill="FFFFFF"/>
           </w:tcPr>
           <w:p>
             <w:pPr>
-              <w:jc w:val="center"/>
+              <w:spacing w:after="0" w:before="0" w:line="240" w:lineRule="auto"/>
             </w:pPr>
             <w:r>
               <w:rPr>
-                <w:rFonts w:ascii="Arial" w:hAnsi="Arial" w:cs="Arial"/>
-                <w:color w:val="C00000"/>
-                <w:sz w:val="15"/>
+                <w:rFonts w:ascii="Noto Sans" w:hAnsi="Noto Sans"/>
+                <w:b w:val="0"/>
+                <w:color w:val="000000"/>
+                <w:sz w:val="21"/>
               </w:rPr>
-              <w:t>▼ 2.5 %</w:t>
+              <w:t>3.6</w:t>
             </w:r>
           </w:p>
         </w:tc>
         <w:tc>
           <w:tcPr>
-            <w:tcW w:w="1500" w:type="dxa"/>
+            <w:tcW w:type="dxa" w:w="2928"/>
+            <w:shd w:fill="FFFFFF"/>
           </w:tcPr>
           <w:p>
             <w:pPr>
-              <w:jc w:val="center"/>
+              <w:spacing w:after="0" w:before="0" w:line="240" w:lineRule="auto"/>
             </w:pPr>
             <w:r>
               <w:rPr>
-                <w:rFonts w:ascii="Arial" w:hAnsi="Arial" w:cs="Arial"/>
-                <w:color w:val="C00000"/>
-                <w:sz w:val="15"/>
+                <w:rFonts w:ascii="Noto Sans" w:hAnsi="Noto Sans"/>
+                <w:b w:val="0"/>
+                <w:color w:val="000000"/>
+                <w:sz w:val="21"/>
               </w:rPr>
-              <w:t>▼ 2.8 %</w:t>
-            </w:r>
-          </w:p>
-        </w:tc>
-        <w:tc>
-          <w:tcPr>
-            <w:tcW w:w="3500" w:type="dxa"/>
-          </w:tcPr>
-          <w:p>
-            <w:r>
-              <w:rPr>
-                <w:rFonts w:ascii="Arial" w:hAnsi="Arial" w:cs="Arial"/>
-                <w:color w:val="000000"/>
-                <w:sz w:val="15"/>
-              </w:rPr>
-              <w:t>Debilidad en turismo y restaurantes</w:t>
-            </w:r>
-          </w:p>
-        </w:tc>
-      </w:tr>
-      <w:tr>
-        <w:trPr>
-          <w:jc w:val="center"/>
-        </w:trPr>
-        <w:tc>
-          <w:tcPr>
-            <w:tcW w:w="2338" w:type="dxa"/>
-            <w:shd w:val="clear" w:color="auto" w:fill="F2F2F2"/>
-          </w:tcPr>
-          <w:p>
-            <w:r>
-              <w:rPr>
-                <w:rFonts w:ascii="Arial" w:hAnsi="Arial" w:cs="Arial"/>
-                <w:color w:val="000000"/>
-                <w:sz w:val="15"/>
-              </w:rPr>
-              <w:t>Servicios profesionales</w:t>
-            </w:r>
-          </w:p>
-        </w:tc>
-        <w:tc>
-          <w:tcPr>
-            <w:tcW w:w="1500" w:type="dxa"/>
-            <w:shd w:val="clear" w:color="auto" w:fill="F2F2F2"/>
-          </w:tcPr>
-          <w:p>
-            <w:pPr>
-              <w:jc w:val="center"/>
-            </w:pPr>
-            <w:r>
-              <w:rPr>
-                <w:rFonts w:ascii="Arial" w:hAnsi="Arial" w:cs="Arial"/>
-                <w:color w:val="000000"/>
-                <w:sz w:val="15"/>
-              </w:rPr>
-              <w:t>▲ 3.1 %</w:t>
-            </w:r>
-          </w:p>
-        </w:tc>
-        <w:tc>
-          <w:tcPr>
-            <w:tcW w:w="1500" w:type="dxa"/>
-            <w:shd w:val="clear" w:color="auto" w:fill="F2F2F2"/>
-          </w:tcPr>
-          <w:p>
-            <w:pPr>
-              <w:jc w:val="center"/>
-            </w:pPr>
-            <w:r>
-              <w:rPr>
-                <w:rFonts w:ascii="Arial" w:hAnsi="Arial" w:cs="Arial"/>
-                <w:color w:val="C00000"/>
-                <w:sz w:val="15"/>
-              </w:rPr>
-              <w:t>▼ 2.0 %</w:t>
-            </w:r>
-          </w:p>
-        </w:tc>
-        <w:tc>
-          <w:tcPr>
-            <w:tcW w:w="3500" w:type="dxa"/>
-            <w:shd w:val="clear" w:color="auto" w:fill="F2F2F2"/>
-          </w:tcPr>
-          <w:p>
-            <w:r>
-              <w:rPr>
-                <w:rFonts w:ascii="Arial" w:hAnsi="Arial" w:cs="Arial"/>
-                <w:color w:val="000000"/>
-                <w:sz w:val="15"/>
-              </w:rPr>
-              <w:t>Mejora mensual, acumulado débil</w:t>
+              <w:t>2.2</w:t>
             </w:r>
           </w:p>
         </w:tc>
@@ -1902,110 +1127,184 @@
     </w:tbl>
     <w:p>
       <w:pPr>
-        <w:spacing w:before="45"/>
-        <w:rPr>
-          <w:rFonts w:ascii="Arial" w:hAnsi="Arial" w:cs="Arial"/>
-          <w:color w:val="4C545B"/>
-          <w:sz w:val="15"/>
-        </w:rPr>
+        <w:keepNext w:val="0"/>
+        <w:spacing w:after="0" w:before="0" w:line="240" w:lineRule="auto"/>
+        <w:jc w:val="both"/>
       </w:pPr>
       <w:r>
         <w:rPr>
-          <w:rFonts w:ascii="Arial" w:hAnsi="Arial" w:cs="Arial"/>
-          <w:color w:val="4C545B"/>
-          <w:sz w:val="15"/>
+          <w:rFonts w:ascii="Noto Sans" w:hAnsi="Noto Sans"/>
+          <w:b w:val="0"/>
+          <w:color w:val="666666"/>
+          <w:sz w:val="16"/>
         </w:rPr>
-        <w:t>Nota:</w:t>
-      </w:r>
-      <w:r>
-        <w:rPr>
-          <w:rFonts w:ascii="Arial" w:hAnsi="Arial" w:cs="Arial"/>
-          <w:color w:val="4C545B"/>
-          <w:sz w:val="15"/>
-        </w:rPr>
-        <w:t xml:space="preserve"> variación anual y acumulado enero-abril con cifras originales (no desestacionalizadas).</w:t>
+        <w:t>Fuente: INEGI, cuadro 2, página 4. Cifras preliminares. Se conservan las tasas publicadas; no se recalculan con otra versión de los índices.</w:t>
       </w:r>
     </w:p>
     <w:p>
       <w:pPr>
-        <w:spacing w:before="45"/>
-      </w:pPr>
-    </w:p>
-    <w:p>
-      <w:pPr>
-        <w:shd w:val="clear" w:color="auto" w:fill="005E4C"/>
-        <w:spacing w:before="55" w:after="35"/>
+        <w:keepNext w:val="0"/>
+        <w:spacing w:after="0" w:before="0" w:line="240" w:lineRule="auto"/>
         <w:jc w:val="both"/>
       </w:pPr>
       <w:r>
         <w:rPr>
-          <w:rFonts w:ascii="Arial" w:hAnsi="Arial" w:cs="Arial"/>
-          <w:b/>
-          <w:bCs/>
-          <w:color w:val="FFFFFF"/>
-          <w:sz w:val="18"/>
+          <w:rFonts w:ascii="Noto Sans" w:hAnsi="Noto Sans"/>
+          <w:b w:val="0"/>
+          <w:color w:val="000000"/>
+          <w:sz w:val="13"/>
         </w:rPr>
-        <w:t>Implicaciones</w:t>
       </w:r>
     </w:p>
     <w:p>
       <w:pPr>
+        <w:keepNext/>
+        <w:spacing w:after="0" w:before="0" w:line="240" w:lineRule="auto"/>
         <w:jc w:val="both"/>
+      </w:pPr>
+      <w:r>
         <w:rPr>
-          <w:rFonts w:ascii="Arial" w:hAnsi="Arial" w:cs="Arial"/>
+          <w:rFonts w:ascii="Noto Sans" w:hAnsi="Noto Sans"/>
+          <w:b/>
+          <w:color w:val="235B4C"/>
+          <w:sz w:val="22"/>
+        </w:rPr>
+        <w:t>Lectura de conjunto</w:t>
+      </w:r>
+    </w:p>
+    <w:p>
+      <w:pPr>
+        <w:keepNext w:val="0"/>
+        <w:spacing w:after="0" w:before="0" w:line="240" w:lineRule="auto"/>
+        <w:jc w:val="both"/>
+        <w:numPr>
+          <w:ilvl w:val="0"/>
+          <w:numId w:val="36"/>
+        </w:numPr>
+      </w:pPr>
+      <w:r>
+        <w:rPr>
+          <w:rFonts w:ascii="Noto Sans" w:hAnsi="Noto Sans"/>
+          <w:b w:val="0"/>
           <w:color w:val="000000"/>
           <w:sz w:val="22"/>
         </w:rPr>
+        <w:t>2 de 3 componentes principales registraron variaciones anuales positivas en cifras desestacionalizadas. Es un conteo no ponderado y no mide su aportación al agregado.</w:t>
+      </w:r>
+    </w:p>
+    <w:p>
+      <w:pPr>
+        <w:keepNext w:val="0"/>
+        <w:spacing w:after="0" w:before="0" w:line="240" w:lineRule="auto"/>
+        <w:jc w:val="both"/>
+        <w:numPr>
+          <w:ilvl w:val="0"/>
+          <w:numId w:val="36"/>
+        </w:numPr>
       </w:pPr>
       <w:r>
         <w:rPr>
-          <w:rFonts w:ascii="Arial" w:hAnsi="Arial" w:cs="Arial"/>
+          <w:rFonts w:ascii="Noto Sans" w:hAnsi="Noto Sans"/>
+          <w:b w:val="0"/>
           <w:color w:val="000000"/>
           <w:sz w:val="22"/>
         </w:rPr>
-        <w:t xml:space="preserve">El dato de abril mejora la lectura de corto plazo, pero aún no confirma una recuperación consolidada. El avance mensual del IGAE contrasta con un acumulado enero-abril de apenas 0.7%, lo que sugiere que la economía sigue creciendo a un ritmo moderado. La lectura relevante está en la composición: construcción y servicios explican buena parte del repunte, mientras que manufacturas permanecen débiles en el acumulado del año. </w:t>
+        <w:t>La tasa anual original del total fue 3.3%; el acumulado enero–mes alcanzó 1.7%. Se presentan por separado de las tasas ajustadas.</w:t>
       </w:r>
+    </w:p>
+    <w:p>
+      <w:pPr>
+        <w:keepNext w:val="0"/>
+        <w:spacing w:after="0" w:before="0" w:line="240" w:lineRule="auto"/>
+        <w:jc w:val="both"/>
+      </w:pPr>
       <w:r>
         <w:rPr>
-          <w:rFonts w:ascii="Arial" w:hAnsi="Arial" w:cs="Arial"/>
+          <w:rFonts w:ascii="Noto Sans" w:hAnsi="Noto Sans"/>
+          <w:b w:val="0"/>
+          <w:color w:val="000000"/>
+          <w:sz w:val="13"/>
+        </w:rPr>
+      </w:r>
+    </w:p>
+    <w:p>
+      <w:pPr>
+        <w:keepNext/>
+        <w:spacing w:after="0" w:before="0" w:line="240" w:lineRule="auto"/>
+        <w:jc w:val="both"/>
+      </w:pPr>
+      <w:r>
+        <w:rPr>
+          <w:rFonts w:ascii="Noto Sans" w:hAnsi="Noto Sans"/>
+          <w:b/>
+          <w:color w:val="235B4C"/>
+          <w:sz w:val="22"/>
+        </w:rPr>
+        <w:t>Notas metodológicas y de interpretación</w:t>
+      </w:r>
+    </w:p>
+    <w:p>
+      <w:pPr>
+        <w:keepNext w:val="0"/>
+        <w:spacing w:after="0" w:before="0" w:line="240" w:lineRule="auto"/>
+        <w:jc w:val="both"/>
+      </w:pPr>
+      <w:r>
+        <w:rPr>
+          <w:rFonts w:ascii="Noto Sans" w:hAnsi="Noto Sans"/>
+          <w:b w:val="0"/>
           <w:color w:val="000000"/>
           <w:sz w:val="22"/>
         </w:rPr>
-        <w:t>E</w:t>
+        <w:t>Las series ajustadas eliminan efectos estacionales y de calendario mediante métodos econométricos. Los agregados y sus componentes se ajustan de manera independiente; sus tasas no deben sumarse ni promediarse para reconstruir el total.</w:t>
       </w:r>
+    </w:p>
+    <w:p>
+      <w:pPr>
+        <w:keepNext w:val="0"/>
+        <w:spacing w:after="0" w:before="0" w:line="240" w:lineRule="auto"/>
+        <w:jc w:val="both"/>
+      </w:pPr>
       <w:r>
         <w:rPr>
-          <w:rFonts w:ascii="Arial" w:hAnsi="Arial" w:cs="Arial"/>
+          <w:rFonts w:ascii="Noto Sans" w:hAnsi="Noto Sans"/>
+          <w:b w:val="0"/>
           <w:color w:val="000000"/>
           <w:sz w:val="22"/>
         </w:rPr>
-        <w:t>l punto clave será verificar si el dato de mayo confirma continuidad en las actividades secundarias o si abril fue un rebote puntual. Hasta entonces, conviene comunicar el resultado como una mejora de corto plazo, no todavía como una recuperación industrial amplia.</w:t>
+        <w:t>El IGAE aproxima la evolución mensual del sector real y no equivale al PIB trimestral ni incluye la totalidad de las actividades de este último.</w:t>
       </w:r>
     </w:p>
     <w:p>
       <w:pPr>
+        <w:keepNext w:val="0"/>
+        <w:spacing w:after="0" w:before="0" w:line="240" w:lineRule="auto"/>
+        <w:jc w:val="both"/>
+      </w:pPr>
+      <w:r>
         <w:rPr>
-          <w:rFonts w:ascii="Arial" w:hAnsi="Arial" w:cs="Arial"/>
-          <w:color w:val="4C545B"/>
-          <w:sz w:val="15"/>
+          <w:rFonts w:ascii="Noto Sans" w:hAnsi="Noto Sans"/>
+          <w:b w:val="0"/>
+          <w:color w:val="666666"/>
+          <w:sz w:val="16"/>
         </w:rPr>
-      </w:pPr>
+        <w:t>Fuente: INEGI, boletín 635/26, publicado el 2026-10-23. Resultados: pp. 1–2; cifras originales: p. 4; ficha metodológica: p. 5. Las cifras están sujetas a revisión. No se atribuyen causas ni récords sin evidencia adicional.</w:t>
+      </w:r>
     </w:p>
     <w:p>
       <w:pPr>
-        <w:rPr>
-          <w:rFonts w:ascii="Arial" w:hAnsi="Arial" w:cs="Arial"/>
-          <w:color w:val="4C545B"/>
-          <w:sz w:val="15"/>
-        </w:rPr>
+        <w:keepNext w:val="0"/>
+        <w:spacing w:after="0" w:before="0" w:line="240" w:lineRule="auto"/>
+        <w:jc w:val="both"/>
       </w:pPr>
       <w:r>
         <w:rPr>
-          <w:rFonts w:ascii="Arial" w:hAnsi="Arial" w:cs="Arial"/>
-          <w:color w:val="4C545B"/>
-          <w:sz w:val="15"/>
+          <w:rFonts w:ascii="Noto Sans" w:hAnsi="Noto Sans"/>
+          <w:b w:val="0"/>
+          <w:color w:val="666666"/>
+          <w:sz w:val="16"/>
         </w:rPr>
-        <w:t>Fuente: INEGI, Sistema de Cuentas Nacionales de México (SCNM), Indicador Global de la Actividad Económica (IGAE), Boletín de Indicador 400/26, 23 de junio de 2026. Cifras de abril de 2026. Próxima publicación: 23 de julio de 2026.</w:t>
+        <w:t>https://www.inegi.org.mx/contenidos/saladeprensa/boletines/2026/igae/igae2026_10.pdf</w:t>
       </w:r>
     </w:p>
     <w:sectPr>
@@ -2013,10 +1312,10 @@
       <w:footerReference w:type="even" r:id="rId11"/>
       <w:footerReference w:type="default" r:id="rId12"/>
       <w:pgSz w:w="12240" w:h="15840"/>
-      <w:pgMar w:top="900" w:right="1701" w:bottom="1417" w:left="1701" w:header="18" w:footer="23" w:gutter="0"/>
+      <w:pgMar w:top="1134" w:right="1701" w:bottom="1134" w:left="1701" w:header="708" w:footer="708" w:gutter="0"/>
       <w:pgNumType w:start="1"/>
-      <w:cols w:space="720"/>
-      <w:docGrid w:linePitch="326"/>
+      <w:cols w:space="708"/>
+      <w:docGrid w:linePitch="360"/>
     </w:sectPr>
   </w:body>
 </w:document>
@@ -2043,6 +1342,76 @@
 
 <file path=word/footer1.xml><?xml version="1.0" encoding="utf-8"?>
 <w:ftr xmlns:wpc="http://schemas.microsoft.com/office/word/2010/wordprocessingCanvas" xmlns:cx="http://schemas.microsoft.com/office/drawing/2014/chartex" xmlns:cx1="http://schemas.microsoft.com/office/drawing/2015/9/8/chartex" xmlns:cx2="http://schemas.microsoft.com/office/drawing/2015/10/21/chartex" xmlns:cx3="http://schemas.microsoft.com/office/drawing/2016/5/9/chartex" xmlns:cx4="http://schemas.microsoft.com/office/drawing/2016/5/10/chartex" xmlns:cx5="http://schemas.microsoft.com/office/drawing/2016/5/11/chartex" xmlns:cx6="http://schemas.microsoft.com/office/drawing/2016/5/12/chartex" xmlns:cx7="http://schemas.microsoft.com/office/drawing/2016/5/13/chartex" xmlns:cx8="http://schemas.microsoft.com/office/drawing/2016/5/14/chartex" xmlns:mc="http://schemas.openxmlformats.org/markup-compatibility/2006" xmlns:aink="http://schemas.microsoft.com/office/drawing/2016/ink" xmlns:am3d="http://schemas.microsoft.com/office/drawing/2017/model3d" xmlns:o="urn:schemas-microsoft-com:office:office" xmlns:r="http://schemas.openxmlformats.org/officeDocument/2006/relationships" xmlns:m="http://schemas.openxmlformats.org/officeDocument/2006/math" xmlns:v="urn:schemas-microsoft-com:vml" xmlns:wp14="http://schemas.microsoft.com/office/word/2010/wordprocessingDrawing" xmlns:wp="http://schemas.openxmlformats.org/drawingml/2006/wordprocessingDrawing" xmlns:w10="urn:schemas-microsoft-com:office:word" xmlns:w="http://schemas.openxmlformats.org/wordprocessingml/2006/main" xmlns:w14="http://schemas.microsoft.com/office/word/2010/wordml" xmlns:w15="http://schemas.microsoft.com/office/word/2012/wordml" xmlns:w16cid="http://schemas.microsoft.com/office/word/2016/wordml/cid" xmlns:w16se="http://schemas.microsoft.com/office/word/2015/wordml/symex" xmlns:wpg="http://schemas.microsoft.com/office/word/2010/wordprocessingGroup" xmlns:wpi="http://schemas.microsoft.com/office/word/2010/wordprocessingInk" xmlns:wne="http://schemas.microsoft.com/office/word/2006/wordml" xmlns:wps="http://schemas.microsoft.com/office/word/2010/wordprocessingShape" mc:Ignorable="w14 w15 w16se w16cid wp14">
+  <w:sdt>
+    <w:sdtPr>
+      <w:rPr>
+        <w:rStyle w:val="Nmerodepgina"/>
+      </w:rPr>
+      <w:id w:val="1445275167"/>
+      <w:docPartObj>
+        <w:docPartGallery w:val="Page Numbers (Bottom of Page)"/>
+        <w:docPartUnique/>
+      </w:docPartObj>
+    </w:sdtPr>
+    <w:sdtEndPr>
+      <w:rPr>
+        <w:rStyle w:val="Nmerodepgina"/>
+      </w:rPr>
+    </w:sdtEndPr>
+    <w:sdtContent>
+      <w:p>
+        <w:pPr>
+          <w:pStyle w:val="Piedepgina"/>
+          <w:framePr w:wrap="none" w:vAnchor="text" w:hAnchor="margin" w:xAlign="right" w:y="1"/>
+          <w:rPr>
+            <w:rStyle w:val="Nmerodepgina"/>
+          </w:rPr>
+        </w:pPr>
+        <w:r>
+          <w:rPr>
+            <w:rStyle w:val="Nmerodepgina"/>
+          </w:rPr>
+          <w:fldChar w:fldCharType="begin"/>
+        </w:r>
+        <w:r>
+          <w:rPr>
+            <w:rStyle w:val="Nmerodepgina"/>
+          </w:rPr>
+          <w:instrText xml:space="preserve"> PAGE </w:instrText>
+        </w:r>
+        <w:r>
+          <w:rPr>
+            <w:rStyle w:val="Nmerodepgina"/>
+          </w:rPr>
+          <w:fldChar w:fldCharType="separate"/>
+        </w:r>
+        <w:r>
+          <w:rPr>
+            <w:rStyle w:val="Nmerodepgina"/>
+            <w:noProof/>
+          </w:rPr>
+          <w:t>1</w:t>
+        </w:r>
+        <w:r>
+          <w:rPr>
+            <w:rStyle w:val="Nmerodepgina"/>
+          </w:rPr>
+          <w:fldChar w:fldCharType="end"/>
+        </w:r>
+      </w:p>
+    </w:sdtContent>
+  </w:sdt>
+  <w:p>
+    <w:pPr>
+      <w:pStyle w:val="Piedepgina"/>
+      <w:ind w:right="360"/>
+    </w:pPr>
+  </w:p>
+</w:ftr>
+</file>
+
+<file path=word/footer2.xml><?xml version="1.0" encoding="utf-8"?>
+<w:ftr xmlns:wpc="http://schemas.microsoft.com/office/word/2010/wordprocessingCanvas" xmlns:cx="http://schemas.microsoft.com/office/drawing/2014/chartex" xmlns:cx1="http://schemas.microsoft.com/office/drawing/2015/9/8/chartex" xmlns:cx2="http://schemas.microsoft.com/office/drawing/2015/10/21/chartex" xmlns:cx3="http://schemas.microsoft.com/office/drawing/2016/5/9/chartex" xmlns:cx4="http://schemas.microsoft.com/office/drawing/2016/5/10/chartex" xmlns:cx5="http://schemas.microsoft.com/office/drawing/2016/5/11/chartex" xmlns:cx6="http://schemas.microsoft.com/office/drawing/2016/5/12/chartex" xmlns:cx7="http://schemas.microsoft.com/office/drawing/2016/5/13/chartex" xmlns:cx8="http://schemas.microsoft.com/office/drawing/2016/5/14/chartex" xmlns:mc="http://schemas.openxmlformats.org/markup-compatibility/2006" xmlns:aink="http://schemas.microsoft.com/office/drawing/2016/ink" xmlns:am3d="http://schemas.microsoft.com/office/drawing/2017/model3d" xmlns:o="urn:schemas-microsoft-com:office:office" xmlns:r="http://schemas.openxmlformats.org/officeDocument/2006/relationships" xmlns:m="http://schemas.openxmlformats.org/officeDocument/2006/math" xmlns:v="urn:schemas-microsoft-com:vml" xmlns:wp14="http://schemas.microsoft.com/office/word/2010/wordprocessingDrawing" xmlns:wp="http://schemas.openxmlformats.org/drawingml/2006/wordprocessingDrawing" xmlns:w10="urn:schemas-microsoft-com:office:word" xmlns:w="http://schemas.openxmlformats.org/wordprocessingml/2006/main" xmlns:w14="http://schemas.microsoft.com/office/word/2010/wordml" xmlns:w15="http://schemas.microsoft.com/office/word/2012/wordml" xmlns:w16cid="http://schemas.microsoft.com/office/word/2016/wordml/cid" xmlns:w16se="http://schemas.microsoft.com/office/word/2015/wordml/symex" xmlns:wpg="http://schemas.microsoft.com/office/word/2010/wordprocessingGroup" xmlns:wpi="http://schemas.microsoft.com/office/word/2010/wordprocessingInk" xmlns:wne="http://schemas.microsoft.com/office/word/2006/wordml" xmlns:wps="http://schemas.microsoft.com/office/word/2010/wordprocessingShape" mc:Ignorable="w14 w15 w16se w16cid wp14">
   <w:p>
     <w:pPr>
       <w:ind w:right="360"/>
@@ -2055,11 +1424,11 @@
       <w:drawing>
         <wp:anchor distT="0" distB="0" distL="114300" distR="114300" simplePos="0" relativeHeight="251660288" behindDoc="1" locked="0" layoutInCell="1" allowOverlap="1" wp14:anchorId="093B9EEA" wp14:editId="414DD1FB">
           <wp:simplePos x="0" y="0"/>
-          <wp:positionH relativeFrom="column">
-            <wp:posOffset>-1096177</wp:posOffset>
+          <wp:positionH relativeFrom="page">
+            <wp:posOffset>-121920</wp:posOffset>
           </wp:positionH>
           <wp:positionV relativeFrom="paragraph">
-            <wp:posOffset>-465455</wp:posOffset>
+            <wp:posOffset>-45085</wp:posOffset>
           </wp:positionV>
           <wp:extent cx="7894873" cy="1293628"/>
           <wp:effectExtent l="0" t="0" r="5080" b="1905"/>
@@ -2127,76 +1496,6 @@
 </w:ftr>
 </file>
 
-<file path=word/footer2.xml><?xml version="1.0" encoding="utf-8"?>
-<w:ftr xmlns:wpc="http://schemas.microsoft.com/office/word/2010/wordprocessingCanvas" xmlns:cx="http://schemas.microsoft.com/office/drawing/2014/chartex" xmlns:cx1="http://schemas.microsoft.com/office/drawing/2015/9/8/chartex" xmlns:cx2="http://schemas.microsoft.com/office/drawing/2015/10/21/chartex" xmlns:cx3="http://schemas.microsoft.com/office/drawing/2016/5/9/chartex" xmlns:cx4="http://schemas.microsoft.com/office/drawing/2016/5/10/chartex" xmlns:cx5="http://schemas.microsoft.com/office/drawing/2016/5/11/chartex" xmlns:cx6="http://schemas.microsoft.com/office/drawing/2016/5/12/chartex" xmlns:cx7="http://schemas.microsoft.com/office/drawing/2016/5/13/chartex" xmlns:cx8="http://schemas.microsoft.com/office/drawing/2016/5/14/chartex" xmlns:mc="http://schemas.openxmlformats.org/markup-compatibility/2006" xmlns:aink="http://schemas.microsoft.com/office/drawing/2016/ink" xmlns:am3d="http://schemas.microsoft.com/office/drawing/2017/model3d" xmlns:o="urn:schemas-microsoft-com:office:office" xmlns:r="http://schemas.openxmlformats.org/officeDocument/2006/relationships" xmlns:m="http://schemas.openxmlformats.org/officeDocument/2006/math" xmlns:v="urn:schemas-microsoft-com:vml" xmlns:wp14="http://schemas.microsoft.com/office/word/2010/wordprocessingDrawing" xmlns:wp="http://schemas.openxmlformats.org/drawingml/2006/wordprocessingDrawing" xmlns:w10="urn:schemas-microsoft-com:office:word" xmlns:w="http://schemas.openxmlformats.org/wordprocessingml/2006/main" xmlns:w14="http://schemas.microsoft.com/office/word/2010/wordml" xmlns:w15="http://schemas.microsoft.com/office/word/2012/wordml" xmlns:w16cid="http://schemas.microsoft.com/office/word/2016/wordml/cid" xmlns:w16se="http://schemas.microsoft.com/office/word/2015/wordml/symex" xmlns:wpg="http://schemas.microsoft.com/office/word/2010/wordprocessingGroup" xmlns:wpi="http://schemas.microsoft.com/office/word/2010/wordprocessingInk" xmlns:wne="http://schemas.microsoft.com/office/word/2006/wordml" xmlns:wps="http://schemas.microsoft.com/office/word/2010/wordprocessingShape" mc:Ignorable="w14 w15 w16se w16cid wp14">
-  <w:sdt>
-    <w:sdtPr>
-      <w:rPr>
-        <w:rStyle w:val="Nmerodepgina"/>
-      </w:rPr>
-      <w:id w:val="1445275167"/>
-      <w:docPartObj>
-        <w:docPartGallery w:val="Page Numbers (Bottom of Page)"/>
-        <w:docPartUnique/>
-      </w:docPartObj>
-    </w:sdtPr>
-    <w:sdtEndPr>
-      <w:rPr>
-        <w:rStyle w:val="Nmerodepgina"/>
-      </w:rPr>
-    </w:sdtEndPr>
-    <w:sdtContent>
-      <w:p>
-        <w:pPr>
-          <w:pStyle w:val="Piedepgina"/>
-          <w:framePr w:wrap="none" w:vAnchor="text" w:hAnchor="margin" w:xAlign="right" w:y="1"/>
-          <w:rPr>
-            <w:rStyle w:val="Nmerodepgina"/>
-          </w:rPr>
-        </w:pPr>
-        <w:r>
-          <w:rPr>
-            <w:rStyle w:val="Nmerodepgina"/>
-          </w:rPr>
-          <w:fldChar w:fldCharType="begin"/>
-        </w:r>
-        <w:r>
-          <w:rPr>
-            <w:rStyle w:val="Nmerodepgina"/>
-          </w:rPr>
-          <w:instrText xml:space="preserve"> PAGE </w:instrText>
-        </w:r>
-        <w:r>
-          <w:rPr>
-            <w:rStyle w:val="Nmerodepgina"/>
-          </w:rPr>
-          <w:fldChar w:fldCharType="separate"/>
-        </w:r>
-        <w:r>
-          <w:rPr>
-            <w:rStyle w:val="Nmerodepgina"/>
-            <w:noProof/>
-          </w:rPr>
-          <w:t>1</w:t>
-        </w:r>
-        <w:r>
-          <w:rPr>
-            <w:rStyle w:val="Nmerodepgina"/>
-          </w:rPr>
-          <w:fldChar w:fldCharType="end"/>
-        </w:r>
-      </w:p>
-    </w:sdtContent>
-  </w:sdt>
-  <w:p>
-    <w:pPr>
-      <w:pStyle w:val="Piedepgina"/>
-      <w:ind w:right="360"/>
-    </w:pPr>
-  </w:p>
-</w:ftr>
-</file>
-
 <file path=word/footnotes.xml><?xml version="1.0" encoding="utf-8"?>
 <w:footnotes xmlns:wpc="http://schemas.microsoft.com/office/word/2010/wordprocessingCanvas" xmlns:cx="http://schemas.microsoft.com/office/drawing/2014/chartex" xmlns:cx1="http://schemas.microsoft.com/office/drawing/2015/9/8/chartex" xmlns:cx2="http://schemas.microsoft.com/office/drawing/2015/10/21/chartex" xmlns:cx3="http://schemas.microsoft.com/office/drawing/2016/5/9/chartex" xmlns:cx4="http://schemas.microsoft.com/office/drawing/2016/5/10/chartex" xmlns:cx5="http://schemas.microsoft.com/office/drawing/2016/5/11/chartex" xmlns:cx6="http://schemas.microsoft.com/office/drawing/2016/5/12/chartex" xmlns:cx7="http://schemas.microsoft.com/office/drawing/2016/5/13/chartex" xmlns:cx8="http://schemas.microsoft.com/office/drawing/2016/5/14/chartex" xmlns:mc="http://schemas.openxmlformats.org/markup-compatibility/2006" xmlns:aink="http://schemas.microsoft.com/office/drawing/2016/ink" xmlns:am3d="http://schemas.microsoft.com/office/drawing/2017/model3d" xmlns:o="urn:schemas-microsoft-com:office:office" xmlns:r="http://schemas.openxmlformats.org/officeDocument/2006/relationships" xmlns:m="http://schemas.openxmlformats.org/officeDocument/2006/math" xmlns:v="urn:schemas-microsoft-com:vml" xmlns:wp14="http://schemas.microsoft.com/office/word/2010/wordprocessingDrawing" xmlns:wp="http://schemas.openxmlformats.org/drawingml/2006/wordprocessingDrawing" xmlns:w10="urn:schemas-microsoft-com:office:word" xmlns:w="http://schemas.openxmlformats.org/wordprocessingml/2006/main" xmlns:w14="http://schemas.microsoft.com/office/word/2010/wordml" xmlns:w15="http://schemas.microsoft.com/office/word/2012/wordml" xmlns:w16cid="http://schemas.microsoft.com/office/word/2016/wordml/cid" xmlns:w16se="http://schemas.microsoft.com/office/word/2015/wordml/symex" xmlns:wpg="http://schemas.microsoft.com/office/word/2010/wordprocessingGroup" xmlns:wpi="http://schemas.microsoft.com/office/word/2010/wordprocessingInk" xmlns:wne="http://schemas.microsoft.com/office/word/2006/wordml" xmlns:wps="http://schemas.microsoft.com/office/word/2010/wordprocessingShape" mc:Ignorable="w14 w15 w16se w16cid wp14">
   <w:footnote w:type="separator" w:id="-1">
@@ -2227,10 +1526,10 @@
         <wp:anchor distT="0" distB="0" distL="0" distR="0" simplePos="0" relativeHeight="251658240" behindDoc="1" locked="0" layoutInCell="1" hidden="0" allowOverlap="1" wp14:anchorId="3C194DD2" wp14:editId="09349DB6">
           <wp:simplePos x="0" y="0"/>
           <wp:positionH relativeFrom="page">
-            <wp:posOffset>-12701</wp:posOffset>
+            <wp:posOffset>-12700</wp:posOffset>
           </wp:positionH>
           <wp:positionV relativeFrom="paragraph">
-            <wp:posOffset>26670</wp:posOffset>
+            <wp:posOffset>-436626</wp:posOffset>
           </wp:positionV>
           <wp:extent cx="7753939" cy="1257300"/>
           <wp:effectExtent l="0" t="0" r="6350" b="0"/>
@@ -2256,7 +1555,7 @@
                 <pic:spPr>
                   <a:xfrm>
                     <a:off x="0" y="0"/>
-                    <a:ext cx="7789281" cy="1263031"/>
+                    <a:ext cx="7753939" cy="1257300"/>
                   </a:xfrm>
                   <a:prstGeom prst="rect">
                     <a:avLst/>
@@ -2279,8 +1578,48 @@
   <w:p/>
   <w:p/>
   <w:p/>
-  <w:p/>
-  <w:p/>
+  <w:p>
+    <w:pPr>
+      <w:ind w:left="-426"/>
+      <w:rPr>
+        <w:rFonts w:ascii="Calibri" w:hAnsi="Calibri" w:cs="Calibri"/>
+        <w:b/>
+        <w:sz w:val="22"/>
+      </w:rPr>
+    </w:pPr>
+    <w:r>
+      <w:rPr>
+        <w:rFonts w:ascii="Noto Sans" w:hAnsi="Noto Sans"/>
+        <w:b/>
+        <w:sz w:val="22"/>
+      </w:rPr>
+      <w:t>S</w:t>
+    </w:r>
+    <w:r>
+      <w:rPr>
+        <w:rFonts w:ascii="Noto Sans" w:hAnsi="Noto Sans"/>
+        <w:b/>
+        <w:sz w:val="22"/>
+      </w:rPr>
+      <w:t>ubs</w:t>
+    </w:r>
+    <w:r>
+      <w:rPr>
+        <w:rFonts w:ascii="Noto Sans" w:hAnsi="Noto Sans"/>
+        <w:b/>
+        <w:sz w:val="22"/>
+      </w:rPr>
+      <w:t xml:space="preserve">ecretaría de </w:t>
+    </w:r>
+    <w:r>
+      <w:rPr>
+        <w:rFonts w:ascii="Noto Sans" w:hAnsi="Noto Sans"/>
+        <w:b/>
+        <w:sz w:val="22"/>
+      </w:rPr>
+      <w:t>Industria y Comercio</w:t>
+    </w:r>
+  </w:p>
   <w:p>
     <w:pPr>
       <w:ind w:left="-426"/>
@@ -2292,26 +1631,6 @@
         <w:szCs w:val="22"/>
       </w:rPr>
     </w:pPr>
-    <w:r>
-      <w:rPr>
-        <w:rFonts w:ascii="Calibri" w:hAnsi="Calibri" w:cs="Calibri"/>
-        <w:b/>
-        <w:bCs/>
-        <w:sz w:val="22"/>
-        <w:szCs w:val="22"/>
-      </w:rPr>
-      <w:t>Subsecretaría de Industria y Comercio</w:t>
-    </w:r>
-    <w:r>
-      <w:rPr>
-        <w:rFonts w:ascii="Noto Sans" w:hAnsi="Noto Sans" w:cs="Noto Sans"/>
-        <w:b/>
-        <w:bCs/>
-        <w:sz w:val="22"/>
-        <w:szCs w:val="22"/>
-      </w:rPr>
-      <w:t xml:space="preserve"> </w:t>
-    </w:r>
   </w:p>
 </w:hdr>
 </file>
@@ -3818,6 +3137,121 @@
     </w:lvl>
   </w:abstractNum>
   <w:abstractNum w:abstractNumId="11" w15:restartNumberingAfterBreak="0">
+    <w:nsid w:val="25637F62"/>
+    <w:multiLevelType w:val="hybridMultilevel"/>
+    <w:tmpl w:val="491E8574"/>
+    <w:lvl w:ilvl="0" w:tplc="47363282">
+      <w:start w:val="1"/>
+      <w:numFmt w:val="bullet"/>
+      <w:lvlText w:val=""/>
+      <w:lvlJc w:val="left"/>
+      <w:pPr>
+        <w:ind w:left="720" w:hanging="360"/>
+      </w:pPr>
+      <w:rPr>
+        <w:rFonts w:ascii="Symbol" w:hAnsi="Symbol" w:hint="default"/>
+        <w:sz w:val="20"/>
+        <w:szCs w:val="20"/>
+      </w:rPr>
+    </w:lvl>
+    <w:lvl w:ilvl="1" w:tplc="040A0003" w:tentative="1">
+      <w:start w:val="1"/>
+      <w:numFmt w:val="bullet"/>
+      <w:lvlText w:val="o"/>
+      <w:lvlJc w:val="left"/>
+      <w:pPr>
+        <w:ind w:left="1440" w:hanging="360"/>
+      </w:pPr>
+      <w:rPr>
+        <w:rFonts w:ascii="Courier New" w:hAnsi="Courier New" w:cs="Courier New" w:hint="default"/>
+      </w:rPr>
+    </w:lvl>
+    <w:lvl w:ilvl="2" w:tplc="040A0005" w:tentative="1">
+      <w:start w:val="1"/>
+      <w:numFmt w:val="bullet"/>
+      <w:lvlText w:val=""/>
+      <w:lvlJc w:val="left"/>
+      <w:pPr>
+        <w:ind w:left="2160" w:hanging="360"/>
+      </w:pPr>
+      <w:rPr>
+        <w:rFonts w:ascii="Wingdings" w:hAnsi="Wingdings" w:hint="default"/>
+      </w:rPr>
+    </w:lvl>
+    <w:lvl w:ilvl="3" w:tplc="040A0001" w:tentative="1">
+      <w:start w:val="1"/>
+      <w:numFmt w:val="bullet"/>
+      <w:lvlText w:val=""/>
+      <w:lvlJc w:val="left"/>
+      <w:pPr>
+        <w:ind w:left="2880" w:hanging="360"/>
+      </w:pPr>
+      <w:rPr>
+        <w:rFonts w:ascii="Symbol" w:hAnsi="Symbol" w:hint="default"/>
+      </w:rPr>
+    </w:lvl>
+    <w:lvl w:ilvl="4" w:tplc="040A0003" w:tentative="1">
+      <w:start w:val="1"/>
+      <w:numFmt w:val="bullet"/>
+      <w:lvlText w:val="o"/>
+      <w:lvlJc w:val="left"/>
+      <w:pPr>
+        <w:ind w:left="3600" w:hanging="360"/>
+      </w:pPr>
+      <w:rPr>
+        <w:rFonts w:ascii="Courier New" w:hAnsi="Courier New" w:cs="Courier New" w:hint="default"/>
+      </w:rPr>
+    </w:lvl>
+    <w:lvl w:ilvl="5" w:tplc="040A0005" w:tentative="1">
+      <w:start w:val="1"/>
+      <w:numFmt w:val="bullet"/>
+      <w:lvlText w:val=""/>
+      <w:lvlJc w:val="left"/>
+      <w:pPr>
+        <w:ind w:left="4320" w:hanging="360"/>
+      </w:pPr>
+      <w:rPr>
+        <w:rFonts w:ascii="Wingdings" w:hAnsi="Wingdings" w:hint="default"/>
+      </w:rPr>
+    </w:lvl>
+    <w:lvl w:ilvl="6" w:tplc="040A0001" w:tentative="1">
+      <w:start w:val="1"/>
+      <w:numFmt w:val="bullet"/>
+      <w:lvlText w:val=""/>
+      <w:lvlJc w:val="left"/>
+      <w:pPr>
+        <w:ind w:left="5040" w:hanging="360"/>
+      </w:pPr>
+      <w:rPr>
+        <w:rFonts w:ascii="Symbol" w:hAnsi="Symbol" w:hint="default"/>
+      </w:rPr>
+    </w:lvl>
+    <w:lvl w:ilvl="7" w:tplc="040A0003" w:tentative="1">
+      <w:start w:val="1"/>
+      <w:numFmt w:val="bullet"/>
+      <w:lvlText w:val="o"/>
+      <w:lvlJc w:val="left"/>
+      <w:pPr>
+        <w:ind w:left="5760" w:hanging="360"/>
+      </w:pPr>
+      <w:rPr>
+        <w:rFonts w:ascii="Courier New" w:hAnsi="Courier New" w:cs="Courier New" w:hint="default"/>
+      </w:rPr>
+    </w:lvl>
+    <w:lvl w:ilvl="8" w:tplc="040A0005" w:tentative="1">
+      <w:start w:val="1"/>
+      <w:numFmt w:val="bullet"/>
+      <w:lvlText w:val=""/>
+      <w:lvlJc w:val="left"/>
+      <w:pPr>
+        <w:ind w:left="6480" w:hanging="360"/>
+      </w:pPr>
+      <w:rPr>
+        <w:rFonts w:ascii="Wingdings" w:hAnsi="Wingdings" w:hint="default"/>
+      </w:rPr>
+    </w:lvl>
+  </w:abstractNum>
+  <w:abstractNum w:abstractNumId="12" w15:restartNumberingAfterBreak="0">
     <w:nsid w:val="27D72D51"/>
     <w:multiLevelType w:val="hybridMultilevel"/>
     <w:tmpl w:val="B27E3374"/>
@@ -3908,7 +3342,7 @@
       </w:pPr>
     </w:lvl>
   </w:abstractNum>
-  <w:abstractNum w:abstractNumId="12" w15:restartNumberingAfterBreak="0">
+  <w:abstractNum w:abstractNumId="13" w15:restartNumberingAfterBreak="0">
     <w:nsid w:val="297E7B97"/>
     <w:multiLevelType w:val="hybridMultilevel"/>
     <w:tmpl w:val="2A4A9C34"/>
@@ -4020,7 +3454,7 @@
       </w:rPr>
     </w:lvl>
   </w:abstractNum>
-  <w:abstractNum w:abstractNumId="13" w15:restartNumberingAfterBreak="0">
+  <w:abstractNum w:abstractNumId="14" w15:restartNumberingAfterBreak="0">
     <w:nsid w:val="2B0F28E7"/>
     <w:multiLevelType w:val="multilevel"/>
     <w:tmpl w:val="B01CB7DA"/>
@@ -4137,7 +3571,7 @@
       </w:pPr>
     </w:lvl>
   </w:abstractNum>
-  <w:abstractNum w:abstractNumId="14" w15:restartNumberingAfterBreak="0">
+  <w:abstractNum w:abstractNumId="15" w15:restartNumberingAfterBreak="0">
     <w:nsid w:val="2C0E56A7"/>
     <w:multiLevelType w:val="multilevel"/>
     <w:tmpl w:val="2B92D926"/>
@@ -4254,7 +3688,7 @@
       </w:pPr>
     </w:lvl>
   </w:abstractNum>
-  <w:abstractNum w:abstractNumId="15" w15:restartNumberingAfterBreak="0">
+  <w:abstractNum w:abstractNumId="16" w15:restartNumberingAfterBreak="0">
     <w:nsid w:val="2DF13CCD"/>
     <w:multiLevelType w:val="multilevel"/>
     <w:tmpl w:val="AEEE5E94"/>
@@ -4403,7 +3837,7 @@
       </w:rPr>
     </w:lvl>
   </w:abstractNum>
-  <w:abstractNum w:abstractNumId="16" w15:restartNumberingAfterBreak="0">
+  <w:abstractNum w:abstractNumId="17" w15:restartNumberingAfterBreak="0">
     <w:nsid w:val="327731D8"/>
     <w:multiLevelType w:val="hybridMultilevel"/>
     <w:tmpl w:val="E58CE21C"/>
@@ -4494,7 +3928,7 @@
       </w:pPr>
     </w:lvl>
   </w:abstractNum>
-  <w:abstractNum w:abstractNumId="17" w15:restartNumberingAfterBreak="0">
+  <w:abstractNum w:abstractNumId="18" w15:restartNumberingAfterBreak="0">
     <w:nsid w:val="4D270ACC"/>
     <w:multiLevelType w:val="multilevel"/>
     <w:tmpl w:val="DDDE211C"/>
@@ -4643,7 +4077,7 @@
       </w:rPr>
     </w:lvl>
   </w:abstractNum>
-  <w:abstractNum w:abstractNumId="18" w15:restartNumberingAfterBreak="0">
+  <w:abstractNum w:abstractNumId="19" w15:restartNumberingAfterBreak="0">
     <w:nsid w:val="4F6F1DE7"/>
     <w:multiLevelType w:val="multilevel"/>
     <w:tmpl w:val="AF8E5FCC"/>
@@ -4792,7 +4226,7 @@
       </w:rPr>
     </w:lvl>
   </w:abstractNum>
-  <w:abstractNum w:abstractNumId="19" w15:restartNumberingAfterBreak="0">
+  <w:abstractNum w:abstractNumId="20" w15:restartNumberingAfterBreak="0">
     <w:nsid w:val="56745AEF"/>
     <w:multiLevelType w:val="multilevel"/>
     <w:tmpl w:val="77708CCE"/>
@@ -4905,7 +4339,7 @@
       </w:pPr>
     </w:lvl>
   </w:abstractNum>
-  <w:abstractNum w:abstractNumId="20" w15:restartNumberingAfterBreak="0">
+  <w:abstractNum w:abstractNumId="21" w15:restartNumberingAfterBreak="0">
     <w:nsid w:val="5A90047D"/>
     <w:multiLevelType w:val="hybridMultilevel"/>
     <w:tmpl w:val="A822CF98"/>
@@ -5017,7 +4451,7 @@
       </w:rPr>
     </w:lvl>
   </w:abstractNum>
-  <w:abstractNum w:abstractNumId="21" w15:restartNumberingAfterBreak="0">
+  <w:abstractNum w:abstractNumId="22" w15:restartNumberingAfterBreak="0">
     <w:nsid w:val="62203C88"/>
     <w:multiLevelType w:val="multilevel"/>
     <w:tmpl w:val="CC1C08FC"/>
@@ -5166,7 +4600,7 @@
       </w:rPr>
     </w:lvl>
   </w:abstractNum>
-  <w:abstractNum w:abstractNumId="22" w15:restartNumberingAfterBreak="0">
+  <w:abstractNum w:abstractNumId="23" w15:restartNumberingAfterBreak="0">
     <w:nsid w:val="6268072D"/>
     <w:multiLevelType w:val="hybridMultilevel"/>
     <w:tmpl w:val="050879D8"/>
@@ -5279,7 +4713,7 @@
       </w:rPr>
     </w:lvl>
   </w:abstractNum>
-  <w:abstractNum w:abstractNumId="23" w15:restartNumberingAfterBreak="0">
+  <w:abstractNum w:abstractNumId="24" w15:restartNumberingAfterBreak="0">
     <w:nsid w:val="63157499"/>
     <w:multiLevelType w:val="multilevel"/>
     <w:tmpl w:val="C5827E3C"/>
@@ -5396,7 +4830,7 @@
       </w:pPr>
     </w:lvl>
   </w:abstractNum>
-  <w:abstractNum w:abstractNumId="24" w15:restartNumberingAfterBreak="0">
+  <w:abstractNum w:abstractNumId="25" w15:restartNumberingAfterBreak="0">
     <w:nsid w:val="666C00BF"/>
     <w:multiLevelType w:val="multilevel"/>
     <w:tmpl w:val="98102748"/>
@@ -5545,7 +4979,7 @@
       </w:rPr>
     </w:lvl>
   </w:abstractNum>
-  <w:abstractNum w:abstractNumId="25" w15:restartNumberingAfterBreak="0">
+  <w:abstractNum w:abstractNumId="26" w15:restartNumberingAfterBreak="0">
     <w:nsid w:val="697327C8"/>
     <w:multiLevelType w:val="hybridMultilevel"/>
     <w:tmpl w:val="4BBA90AE"/>
@@ -5634,7 +5068,7 @@
       </w:pPr>
     </w:lvl>
   </w:abstractNum>
-  <w:abstractNum w:abstractNumId="26" w15:restartNumberingAfterBreak="0">
+  <w:abstractNum w:abstractNumId="27" w15:restartNumberingAfterBreak="0">
     <w:nsid w:val="6AA16731"/>
     <w:multiLevelType w:val="multilevel"/>
     <w:tmpl w:val="0A640892"/>
@@ -5783,7 +5217,121 @@
       </w:rPr>
     </w:lvl>
   </w:abstractNum>
-  <w:abstractNum w:abstractNumId="27" w15:restartNumberingAfterBreak="0">
+  <w:abstractNum w:abstractNumId="28" w15:restartNumberingAfterBreak="0">
+    <w:nsid w:val="6BB60062"/>
+    <w:multiLevelType w:val="hybridMultilevel"/>
+    <w:tmpl w:val="F4BA4BB8"/>
+    <w:lvl w:ilvl="0" w:tplc="47363282">
+      <w:start w:val="1"/>
+      <w:numFmt w:val="bullet"/>
+      <w:lvlText w:val=""/>
+      <w:lvlJc w:val="left"/>
+      <w:pPr>
+        <w:ind w:left="720" w:hanging="360"/>
+      </w:pPr>
+      <w:rPr>
+        <w:rFonts w:ascii="Symbol" w:hAnsi="Symbol" w:hint="default"/>
+        <w:sz w:val="20"/>
+        <w:szCs w:val="20"/>
+      </w:rPr>
+    </w:lvl>
+    <w:lvl w:ilvl="1" w:tplc="60E2529C">
+      <w:numFmt w:val="bullet"/>
+      <w:lvlText w:val="•"/>
+      <w:lvlJc w:val="left"/>
+      <w:pPr>
+        <w:ind w:left="1440" w:hanging="360"/>
+      </w:pPr>
+      <w:rPr>
+        <w:rFonts w:ascii="Times New Roman" w:eastAsia="Times New Roman" w:hAnsi="Times New Roman" w:cs="Times New Roman" w:hint="default"/>
+      </w:rPr>
+    </w:lvl>
+    <w:lvl w:ilvl="2" w:tplc="040A0005" w:tentative="1">
+      <w:start w:val="1"/>
+      <w:numFmt w:val="bullet"/>
+      <w:lvlText w:val=""/>
+      <w:lvlJc w:val="left"/>
+      <w:pPr>
+        <w:ind w:left="2160" w:hanging="360"/>
+      </w:pPr>
+      <w:rPr>
+        <w:rFonts w:ascii="Wingdings" w:hAnsi="Wingdings" w:hint="default"/>
+      </w:rPr>
+    </w:lvl>
+    <w:lvl w:ilvl="3" w:tplc="040A0001" w:tentative="1">
+      <w:start w:val="1"/>
+      <w:numFmt w:val="bullet"/>
+      <w:lvlText w:val=""/>
+      <w:lvlJc w:val="left"/>
+      <w:pPr>
+        <w:ind w:left="2880" w:hanging="360"/>
+      </w:pPr>
+      <w:rPr>
+        <w:rFonts w:ascii="Symbol" w:hAnsi="Symbol" w:hint="default"/>
+      </w:rPr>
+    </w:lvl>
+    <w:lvl w:ilvl="4" w:tplc="040A0003" w:tentative="1">
+      <w:start w:val="1"/>
+      <w:numFmt w:val="bullet"/>
+      <w:lvlText w:val="o"/>
+      <w:lvlJc w:val="left"/>
+      <w:pPr>
+        <w:ind w:left="3600" w:hanging="360"/>
+      </w:pPr>
+      <w:rPr>
+        <w:rFonts w:ascii="Courier New" w:hAnsi="Courier New" w:cs="Courier New" w:hint="default"/>
+      </w:rPr>
+    </w:lvl>
+    <w:lvl w:ilvl="5" w:tplc="040A0005" w:tentative="1">
+      <w:start w:val="1"/>
+      <w:numFmt w:val="bullet"/>
+      <w:lvlText w:val=""/>
+      <w:lvlJc w:val="left"/>
+      <w:pPr>
+        <w:ind w:left="4320" w:hanging="360"/>
+      </w:pPr>
+      <w:rPr>
+        <w:rFonts w:ascii="Wingdings" w:hAnsi="Wingdings" w:hint="default"/>
+      </w:rPr>
+    </w:lvl>
+    <w:lvl w:ilvl="6" w:tplc="040A0001" w:tentative="1">
+      <w:start w:val="1"/>
+      <w:numFmt w:val="bullet"/>
+      <w:lvlText w:val=""/>
+      <w:lvlJc w:val="left"/>
+      <w:pPr>
+        <w:ind w:left="5040" w:hanging="360"/>
+      </w:pPr>
+      <w:rPr>
+        <w:rFonts w:ascii="Symbol" w:hAnsi="Symbol" w:hint="default"/>
+      </w:rPr>
+    </w:lvl>
+    <w:lvl w:ilvl="7" w:tplc="040A0003" w:tentative="1">
+      <w:start w:val="1"/>
+      <w:numFmt w:val="bullet"/>
+      <w:lvlText w:val="o"/>
+      <w:lvlJc w:val="left"/>
+      <w:pPr>
+        <w:ind w:left="5760" w:hanging="360"/>
+      </w:pPr>
+      <w:rPr>
+        <w:rFonts w:ascii="Courier New" w:hAnsi="Courier New" w:cs="Courier New" w:hint="default"/>
+      </w:rPr>
+    </w:lvl>
+    <w:lvl w:ilvl="8" w:tplc="040A0005" w:tentative="1">
+      <w:start w:val="1"/>
+      <w:numFmt w:val="bullet"/>
+      <w:lvlText w:val=""/>
+      <w:lvlJc w:val="left"/>
+      <w:pPr>
+        <w:ind w:left="6480" w:hanging="360"/>
+      </w:pPr>
+      <w:rPr>
+        <w:rFonts w:ascii="Wingdings" w:hAnsi="Wingdings" w:hint="default"/>
+      </w:rPr>
+    </w:lvl>
+  </w:abstractNum>
+  <w:abstractNum w:abstractNumId="29" w15:restartNumberingAfterBreak="0">
     <w:nsid w:val="6C55585F"/>
     <w:multiLevelType w:val="multilevel"/>
     <w:tmpl w:val="EE748454"/>
@@ -5932,7 +5480,7 @@
       </w:rPr>
     </w:lvl>
   </w:abstractNum>
-  <w:abstractNum w:abstractNumId="28" w15:restartNumberingAfterBreak="0">
+  <w:abstractNum w:abstractNumId="30" w15:restartNumberingAfterBreak="0">
     <w:nsid w:val="6F0F537A"/>
     <w:multiLevelType w:val="multilevel"/>
     <w:tmpl w:val="4F386DC2"/>
@@ -6081,7 +5629,7 @@
       </w:rPr>
     </w:lvl>
   </w:abstractNum>
-  <w:abstractNum w:abstractNumId="29" w15:restartNumberingAfterBreak="0">
+  <w:abstractNum w:abstractNumId="31" w15:restartNumberingAfterBreak="0">
     <w:nsid w:val="78536124"/>
     <w:multiLevelType w:val="multilevel"/>
     <w:tmpl w:val="F65CAF38"/>
@@ -6230,7 +5778,7 @@
       </w:rPr>
     </w:lvl>
   </w:abstractNum>
-  <w:abstractNum w:abstractNumId="30" w15:restartNumberingAfterBreak="0">
+  <w:abstractNum w:abstractNumId="32" w15:restartNumberingAfterBreak="0">
     <w:nsid w:val="7A1B2C3D"/>
     <w:multiLevelType w:val="hybridMultilevel"/>
     <w:tmpl w:val="7A1B2C3E"/>
@@ -6287,7 +5835,7 @@
       <w:lvlJc w:val="left"/>
     </w:lvl>
   </w:abstractNum>
-  <w:abstractNum w:abstractNumId="31" w15:restartNumberingAfterBreak="0">
+  <w:abstractNum w:abstractNumId="33" w15:restartNumberingAfterBreak="0">
     <w:nsid w:val="7B7C15D2"/>
     <w:multiLevelType w:val="hybridMultilevel"/>
     <w:tmpl w:val="9E941162"/>
@@ -6400,7 +5948,7 @@
       </w:rPr>
     </w:lvl>
   </w:abstractNum>
-  <w:abstractNum w:abstractNumId="32" w15:restartNumberingAfterBreak="0">
+  <w:abstractNum w:abstractNumId="34" w15:restartNumberingAfterBreak="0">
     <w:nsid w:val="7B7C1AA1"/>
     <w:multiLevelType w:val="multilevel"/>
     <w:tmpl w:val="749C23E2"/>
@@ -6550,25 +6098,25 @@
     </w:lvl>
   </w:abstractNum>
   <w:num w:numId="1">
-    <w:abstractNumId w:val="16"/>
+    <w:abstractNumId w:val="17"/>
   </w:num>
   <w:num w:numId="2">
     <w:abstractNumId w:val="6"/>
   </w:num>
   <w:num w:numId="3">
-    <w:abstractNumId w:val="19"/>
+    <w:abstractNumId w:val="20"/>
   </w:num>
   <w:num w:numId="4">
-    <w:abstractNumId w:val="32"/>
+    <w:abstractNumId w:val="34"/>
   </w:num>
   <w:num w:numId="5">
-    <w:abstractNumId w:val="26"/>
+    <w:abstractNumId w:val="27"/>
   </w:num>
   <w:num w:numId="6">
     <w:abstractNumId w:val="10"/>
   </w:num>
   <w:num w:numId="7">
-    <w:abstractNumId w:val="28"/>
+    <w:abstractNumId w:val="30"/>
   </w:num>
   <w:num w:numId="8">
     <w:abstractNumId w:val="8"/>
@@ -6577,49 +6125,49 @@
     <w:abstractNumId w:val="5"/>
   </w:num>
   <w:num w:numId="10">
-    <w:abstractNumId w:val="15"/>
+    <w:abstractNumId w:val="16"/>
   </w:num>
   <w:num w:numId="11">
-    <w:abstractNumId w:val="18"/>
+    <w:abstractNumId w:val="19"/>
   </w:num>
   <w:num w:numId="12">
-    <w:abstractNumId w:val="17"/>
+    <w:abstractNumId w:val="18"/>
   </w:num>
   <w:num w:numId="13">
     <w:abstractNumId w:val="7"/>
   </w:num>
   <w:num w:numId="14">
-    <w:abstractNumId w:val="13"/>
+    <w:abstractNumId w:val="14"/>
   </w:num>
   <w:num w:numId="15">
-    <w:abstractNumId w:val="29"/>
+    <w:abstractNumId w:val="31"/>
   </w:num>
   <w:num w:numId="16">
     <w:abstractNumId w:val="0"/>
   </w:num>
   <w:num w:numId="17">
+    <w:abstractNumId w:val="24"/>
+  </w:num>
+  <w:num w:numId="18">
+    <w:abstractNumId w:val="15"/>
+  </w:num>
+  <w:num w:numId="19">
     <w:abstractNumId w:val="23"/>
   </w:num>
-  <w:num w:numId="18">
-    <w:abstractNumId w:val="14"/>
-  </w:num>
-  <w:num w:numId="19">
-    <w:abstractNumId w:val="22"/>
-  </w:num>
   <w:num w:numId="20">
-    <w:abstractNumId w:val="25"/>
+    <w:abstractNumId w:val="26"/>
   </w:num>
   <w:num w:numId="21">
-    <w:abstractNumId w:val="11"/>
+    <w:abstractNumId w:val="12"/>
   </w:num>
   <w:num w:numId="22">
     <w:abstractNumId w:val="1"/>
   </w:num>
   <w:num w:numId="23">
-    <w:abstractNumId w:val="21"/>
+    <w:abstractNumId w:val="22"/>
   </w:num>
   <w:num w:numId="24">
-    <w:abstractNumId w:val="24"/>
+    <w:abstractNumId w:val="25"/>
   </w:num>
   <w:num w:numId="25">
     <w:abstractNumId w:val="3"/>
@@ -6628,27 +6176,43 @@
     <w:abstractNumId w:val="4"/>
   </w:num>
   <w:num w:numId="27">
-    <w:abstractNumId w:val="27"/>
+    <w:abstractNumId w:val="29"/>
   </w:num>
   <w:num w:numId="28">
     <w:abstractNumId w:val="9"/>
   </w:num>
   <w:num w:numId="29">
-    <w:abstractNumId w:val="31"/>
+    <w:abstractNumId w:val="33"/>
   </w:num>
   <w:num w:numId="30">
-    <w:abstractNumId w:val="30"/>
+    <w:abstractNumId w:val="32"/>
   </w:num>
   <w:num w:numId="31">
     <w:abstractNumId w:val="2"/>
   </w:num>
   <w:num w:numId="32">
-    <w:abstractNumId w:val="20"/>
+    <w:abstractNumId w:val="21"/>
   </w:num>
   <w:num w:numId="33">
-    <w:abstractNumId w:val="12"/>
+    <w:abstractNumId w:val="13"/>
+  </w:num>
+  <w:num w:numId="34">
+    <w:abstractNumId w:val="11"/>
+  </w:num>
+  <w:num w:numId="35">
+    <w:abstractNumId w:val="28"/>
   </w:num>
   <w:numIdMacAtCleanup w:val="1"/>
+  <w:abstractNum w:abstractNumId="35">
+    <w:lvl w:ilvl="0">
+      <w:numFmt w:val="bullet"/>
+      <w:lvlText w:val="•"/>
+      <w:suff w:val="space"/>
+    </w:lvl>
+  </w:abstractNum>
+  <w:num w:numId="36">
+    <w:abstractNumId w:val="35"/>
+  </w:num>
 </w:numbering>
 </file>
 
@@ -7045,9 +6609,11 @@
   <w:style w:type="paragraph" w:default="1" w:styleId="Normal">
     <w:name w:val="Normal"/>
     <w:qFormat/>
-    <w:rsid w:val="00E94CD4"/>
+    <w:rsid w:val="003F7434"/>
     <w:rPr>
-      <w:rFonts w:ascii="Times New Roman" w:eastAsia="Times New Roman" w:hAnsi="Times New Roman" w:cs="Times New Roman"/>
+      <w:rFonts w:ascii="Noto Sans" w:eastAsia="Times New Roman" w:hAnsi="Noto Sans" w:cs="Times New Roman"/>
+      <w:sz w:val="22"/>
+      <w:lang w:eastAsia="es-ES_tradnl"/>
     </w:rPr>
   </w:style>
   <w:style w:type="paragraph" w:styleId="Ttulo1">
@@ -7062,9 +6628,11 @@
       <w:outlineLvl w:val="0"/>
     </w:pPr>
     <w:rPr>
-      <w:rFonts w:eastAsia="Noto Sans" w:cs="Noto Sans"/>
+      <w:rFonts w:eastAsia="Noto Sans" w:cs="Noto Sans" w:ascii="Noto Sans" w:hAnsi="Noto Sans"/>
       <w:b/>
       <w:color w:val="670E35"/>
+      <w:sz w:val="22"/>
+      <w:lang w:eastAsia="es-MX"/>
     </w:rPr>
   </w:style>
   <w:style w:type="paragraph" w:styleId="Ttulo2">
@@ -7080,9 +6648,11 @@
       <w:outlineLvl w:val="1"/>
     </w:pPr>
     <w:rPr>
-      <w:rFonts w:eastAsia="Montserrat Light" w:cs="Montserrat Light"/>
+      <w:rFonts w:eastAsia="Montserrat Light" w:cs="Montserrat Light" w:ascii="Noto Sans" w:hAnsi="Noto Sans"/>
       <w:b/>
       <w:color w:val="666666"/>
+      <w:sz w:val="22"/>
+      <w:lang w:eastAsia="es-MX"/>
     </w:rPr>
   </w:style>
   <w:style w:type="paragraph" w:styleId="Ttulo3">
@@ -7098,8 +6668,11 @@
       <w:outlineLvl w:val="2"/>
     </w:pPr>
     <w:rPr>
+      <w:rFonts w:ascii="Noto Sans" w:hAnsi="Noto Sans"/>
       <w:b/>
       <w:color w:val="FFFFFF"/>
+      <w:sz w:val="22"/>
+      <w:lang w:eastAsia="es-MX"/>
     </w:rPr>
   </w:style>
   <w:style w:type="paragraph" w:styleId="Ttulo4">
@@ -7121,7 +6694,10 @@
       <w:outlineLvl w:val="3"/>
     </w:pPr>
     <w:rPr>
+      <w:rFonts w:ascii="Noto Sans" w:hAnsi="Noto Sans"/>
       <w:b/>
+      <w:sz w:val="22"/>
+      <w:lang w:eastAsia="es-MX"/>
     </w:rPr>
   </w:style>
   <w:style w:type="paragraph" w:styleId="Ttulo5">
@@ -7137,7 +6713,9 @@
       <w:outlineLvl w:val="4"/>
     </w:pPr>
     <w:rPr>
+      <w:rFonts w:ascii="Noto Sans" w:hAnsi="Noto Sans"/>
       <w:b w:val="0"/>
+      <w:sz w:val="22"/>
     </w:rPr>
   </w:style>
   <w:style w:type="paragraph" w:styleId="Ttulo6">
@@ -7155,9 +6733,11 @@
       <w:outlineLvl w:val="5"/>
     </w:pPr>
     <w:rPr>
+      <w:rFonts w:ascii="Noto Sans" w:hAnsi="Noto Sans"/>
       <w:b/>
-      <w:sz w:val="20"/>
+      <w:sz w:val="22"/>
       <w:szCs w:val="20"/>
+      <w:lang w:eastAsia="es-MX"/>
     </w:rPr>
   </w:style>
   <w:style w:type="character" w:default="1" w:styleId="Fuentedeprrafopredeter">
@@ -7210,9 +6790,11 @@
       <w:spacing w:before="480" w:after="120"/>
     </w:pPr>
     <w:rPr>
+      <w:rFonts w:ascii="Noto Sans" w:hAnsi="Noto Sans"/>
       <w:b/>
-      <w:sz w:val="72"/>
+      <w:sz w:val="22"/>
       <w:szCs w:val="72"/>
+      <w:lang w:eastAsia="es-MX"/>
     </w:rPr>
   </w:style>
   <w:style w:type="table" w:customStyle="1" w:styleId="TableNormal2">
@@ -7239,6 +6821,11 @@
         <w:tab w:val="right" w:pos="8838"/>
       </w:tabs>
     </w:pPr>
+    <w:rPr>
+      <w:rFonts w:ascii="Noto Sans" w:hAnsi="Noto Sans"/>
+      <w:sz w:val="22"/>
+      <w:lang w:eastAsia="es-MX"/>
+    </w:rPr>
   </w:style>
   <w:style w:type="character" w:customStyle="1" w:styleId="EncabezadoCar">
     <w:name w:val="Encabezado Car"/>
@@ -7264,6 +6851,11 @@
         <w:tab w:val="right" w:pos="8838"/>
       </w:tabs>
     </w:pPr>
+    <w:rPr>
+      <w:rFonts w:ascii="Noto Sans" w:hAnsi="Noto Sans"/>
+      <w:sz w:val="22"/>
+      <w:lang w:eastAsia="es-MX"/>
+    </w:rPr>
   </w:style>
   <w:style w:type="character" w:customStyle="1" w:styleId="PiedepginaCar">
     <w:name w:val="Pie de página Car"/>
@@ -7286,11 +6878,12 @@
       <w:spacing w:before="360" w:after="80"/>
     </w:pPr>
     <w:rPr>
-      <w:rFonts w:ascii="Georgia" w:eastAsia="Georgia" w:hAnsi="Georgia" w:cs="Georgia"/>
+      <w:rFonts w:ascii="Noto Sans" w:eastAsia="Georgia" w:hAnsi="Noto Sans" w:cs="Georgia"/>
       <w:i/>
       <w:color w:val="666666"/>
-      <w:sz w:val="48"/>
+      <w:sz w:val="22"/>
       <w:szCs w:val="48"/>
+      <w:lang w:eastAsia="es-MX"/>
     </w:rPr>
   </w:style>
   <w:style w:type="paragraph" w:styleId="NormalWeb">
@@ -7302,6 +6895,11 @@
     <w:pPr>
       <w:spacing w:before="100" w:beforeAutospacing="1" w:after="100" w:afterAutospacing="1"/>
     </w:pPr>
+    <w:rPr>
+      <w:rFonts w:ascii="Noto Sans" w:hAnsi="Noto Sans"/>
+      <w:sz w:val="22"/>
+      <w:lang w:eastAsia="es-MX"/>
+    </w:rPr>
   </w:style>
   <w:style w:type="paragraph" w:styleId="Prrafodelista">
     <w:name w:val="List Paragraph"/>
@@ -7313,6 +6911,11 @@
       <w:ind w:left="720"/>
       <w:contextualSpacing/>
     </w:pPr>
+    <w:rPr>
+      <w:rFonts w:ascii="Noto Sans" w:hAnsi="Noto Sans"/>
+      <w:sz w:val="22"/>
+      <w:lang w:eastAsia="es-MX"/>
+    </w:rPr>
   </w:style>
   <w:style w:type="paragraph" w:styleId="Textodeglobo">
     <w:name w:val="Balloon Text"/>
@@ -7323,9 +6926,10 @@
     <w:unhideWhenUsed/>
     <w:rsid w:val="001E119D"/>
     <w:rPr>
-      <w:rFonts w:ascii="Segoe UI" w:hAnsi="Segoe UI" w:cs="Segoe UI"/>
-      <w:sz w:val="18"/>
+      <w:rFonts w:ascii="Noto Sans" w:hAnsi="Noto Sans" w:cs="Segoe UI"/>
+      <w:sz w:val="22"/>
       <w:szCs w:val="18"/>
+      <w:lang w:eastAsia="es-MX"/>
     </w:rPr>
   </w:style>
   <w:style w:type="character" w:customStyle="1" w:styleId="TextodegloboCar">
@@ -7373,8 +6977,10 @@
     <w:unhideWhenUsed/>
     <w:rsid w:val="008D09CA"/>
     <w:rPr>
-      <w:sz w:val="20"/>
+      <w:rFonts w:ascii="Noto Sans" w:hAnsi="Noto Sans"/>
+      <w:sz w:val="22"/>
       <w:szCs w:val="20"/>
+      <w:lang w:eastAsia="es-MX"/>
     </w:rPr>
   </w:style>
   <w:style w:type="character" w:customStyle="1" w:styleId="TextonotapieCar">
@@ -7523,8 +7129,9 @@
       <w:ind w:left="720" w:hanging="720"/>
     </w:pPr>
     <w:rPr>
-      <w:rFonts w:ascii="Univers (W1)" w:hAnsi="Univers (W1)" w:cs="Arial"/>
+      <w:rFonts w:ascii="Noto Sans" w:hAnsi="Noto Sans" w:cs="Arial"/>
       <w:color w:val="800080"/>
+      <w:sz w:val="22"/>
       <w:lang w:val="es-ES_tradnl" w:eastAsia="es-ES"/>
     </w:rPr>
   </w:style>
@@ -7681,6 +7288,11 @@
     <w:pPr>
       <w:spacing w:before="100" w:beforeAutospacing="1" w:after="100" w:afterAutospacing="1"/>
     </w:pPr>
+    <w:rPr>
+      <w:rFonts w:ascii="Noto Sans" w:hAnsi="Noto Sans"/>
+      <w:sz w:val="22"/>
+      <w:lang w:eastAsia="es-MX"/>
+    </w:rPr>
   </w:style>
   <w:style w:type="paragraph" w:customStyle="1" w:styleId="xl65">
     <w:name w:val="xl65"/>
@@ -7689,6 +7301,11 @@
     <w:pPr>
       <w:spacing w:before="100" w:beforeAutospacing="1" w:after="100" w:afterAutospacing="1"/>
     </w:pPr>
+    <w:rPr>
+      <w:rFonts w:ascii="Noto Sans" w:hAnsi="Noto Sans"/>
+      <w:sz w:val="22"/>
+      <w:lang w:eastAsia="es-MX"/>
+    </w:rPr>
   </w:style>
   <w:style w:type="paragraph" w:customStyle="1" w:styleId="xl66">
     <w:name w:val="xl66"/>
@@ -7698,8 +7315,10 @@
       <w:spacing w:before="100" w:beforeAutospacing="1" w:after="100" w:afterAutospacing="1"/>
     </w:pPr>
     <w:rPr>
-      <w:rFonts w:ascii="Calibri" w:hAnsi="Calibri" w:cs="Calibri"/>
+      <w:rFonts w:ascii="Noto Sans" w:hAnsi="Noto Sans" w:cs="Calibri"/>
       <w:color w:val="000000"/>
+      <w:sz w:val="22"/>
+      <w:lang w:eastAsia="es-MX"/>
     </w:rPr>
   </w:style>
   <w:style w:type="table" w:styleId="Tablaconcuadrcula4-nfasis6">
@@ -7782,6 +7401,11 @@
     <w:pPr>
       <w:spacing w:before="100" w:beforeAutospacing="1" w:after="100" w:afterAutospacing="1"/>
     </w:pPr>
+    <w:rPr>
+      <w:rFonts w:ascii="Noto Sans" w:hAnsi="Noto Sans"/>
+      <w:sz w:val="22"/>
+      <w:lang w:eastAsia="es-MX"/>
+    </w:rPr>
   </w:style>
   <w:style w:type="paragraph" w:customStyle="1" w:styleId="xl68">
     <w:name w:val="xl68"/>
@@ -7791,8 +7415,10 @@
       <w:spacing w:before="100" w:beforeAutospacing="1" w:after="100" w:afterAutospacing="1"/>
     </w:pPr>
     <w:rPr>
-      <w:rFonts w:ascii="Calibri" w:hAnsi="Calibri" w:cs="Calibri"/>
+      <w:rFonts w:ascii="Noto Sans" w:hAnsi="Noto Sans" w:cs="Calibri"/>
       <w:color w:val="000000"/>
+      <w:sz w:val="22"/>
+      <w:lang w:eastAsia="es-MX"/>
     </w:rPr>
   </w:style>
   <w:style w:type="paragraph" w:customStyle="1" w:styleId="pdq2pgselectionanchorcontainer">
@@ -7803,7 +7429,8 @@
       <w:spacing w:before="100" w:beforeAutospacing="1" w:after="100" w:afterAutospacing="1"/>
     </w:pPr>
     <w:rPr>
-      <w:lang w:eastAsia="es-ES_tradnl"/>
+      <w:rFonts w:ascii="Noto Sans" w:hAnsi="Noto Sans"/>
+      <w:sz w:val="22"/>
     </w:rPr>
   </w:style>
 </w:styles>
@@ -8124,7 +7751,7 @@
 </file>
 
 <file path=customXml/itemProps2.xml><?xml version="1.0" encoding="utf-8"?>
-<ds:datastoreItem xmlns:ds="http://schemas.openxmlformats.org/officeDocument/2006/customXml" ds:itemID="{67986EFC-C9A0-0B41-BFD6-18854B9FCF8D}">
+<ds:datastoreItem xmlns:ds="http://schemas.openxmlformats.org/officeDocument/2006/customXml" ds:itemID="{36339060-3F28-D949-9895-241B815C1571}">
   <ds:schemaRefs>
     <ds:schemaRef ds:uri="http://schemas.openxmlformats.org/officeDocument/2006/bibliography"/>
   </ds:schemaRefs>
